--- a/proposal/thesis_directions.docx
+++ b/proposal/thesis_directions.docx
@@ -159,7 +159,7 @@
         <w:pStyle w:val="FirstParagraph"/>
       </w:pPr>
       <w:r>
-        <w:t xml:space="preserve">Following your guidance, I have narrowed the thesis to two methodological directions. Each starts from a classroom topic, asks a deeper statistical question that a simulation study can answer where the truth is known, and uses the opioid ZIP–month data as the application. Page 3 compares them and states my preference.</w:t>
+        <w:t xml:space="preserve">Following your guidance, I have narrowed the thesis to two methodological directions. Each starts from a classroom topic, asks a deeper statistical question that a simulation study can answer where the truth is known, and uses the opioid ZIP–month data as the application. Page 3 compares them and proposes combining them into one connected thesis.</w:t>
       </w:r>
     </w:p>
     <w:bookmarkStart w:id="20" w:name="X6429709384df7289818590b7e48bc347e280536"/>
@@ -742,13 +742,13 @@
       </w:r>
     </w:p>
     <w:bookmarkEnd w:id="21"/>
-    <w:bookmarkStart w:id="23" w:name="comparison-and-preferred-direction"/>
+    <w:bookmarkStart w:id="23" w:name="comparison-and-preferred-plan"/>
     <w:p>
       <w:pPr>
         <w:pStyle w:val="Heading1"/>
       </w:pPr>
       <w:r>
-        <w:t xml:space="preserve">Comparison and Preferred Direction</w:t>
+        <w:t xml:space="preserve">Comparison and Preferred Plan</w:t>
       </w:r>
     </w:p>
     <w:tbl>
@@ -885,53 +885,6 @@
               <w:jc w:val="left"/>
             </w:pPr>
             <w:r>
-              <w:t xml:space="preserve">Simulation</w:t>
-            </w:r>
-          </w:p>
-        </w:tc>
-        <w:tc>
-          <w:tcPr/>
-          <w:p>
-            <w:pPr>
-              <w:pStyle w:val="Compact"/>
-              <w:jc w:val="left"/>
-            </w:pPr>
-            <w:r>
-              <w:t xml:space="preserve">Fast (</w:t>
-            </w:r>
-            <w:r>
-              <w:rPr>
-                <w:rStyle w:val="VerbatimChar"/>
-              </w:rPr>
-              <w:t xml:space="preserve">lme4</w:t>
-            </w:r>
-            <w:r>
-              <w:t xml:space="preserve">); many conditions feasible</w:t>
-            </w:r>
-          </w:p>
-        </w:tc>
-        <w:tc>
-          <w:tcPr/>
-          <w:p>
-            <w:pPr>
-              <w:pStyle w:val="Compact"/>
-              <w:jc w:val="left"/>
-            </w:pPr>
-            <w:r>
-              <w:t xml:space="preserve">Slower (MCMC for each simulated data set)</w:t>
-            </w:r>
-          </w:p>
-        </w:tc>
-      </w:tr>
-      <w:tr>
-        <w:tc>
-          <w:tcPr/>
-          <w:p>
-            <w:pPr>
-              <w:pStyle w:val="Compact"/>
-              <w:jc w:val="left"/>
-            </w:pPr>
-            <w:r>
               <w:t xml:space="preserve">Main risk</w:t>
             </w:r>
           </w:p>
@@ -956,7 +909,7 @@
               <w:jc w:val="left"/>
             </w:pPr>
             <w:r>
-              <w:t xml:space="preserve">Convergence and identifiability with short series</w:t>
+              <w:t xml:space="preserve">Slow MCMC; identifiability with short series</w:t>
             </w:r>
           </w:p>
         </w:tc>
@@ -1009,13 +962,17 @@
           <w:bCs/>
           <w:b/>
         </w:rPr>
-        <w:t xml:space="preserve">Preferred direction: Direction 1.</w:t>
-      </w:r>
-      <w:r>
-        <w:t xml:space="preserve"> </w:t>
-      </w:r>
-      <w:r>
-        <w:t xml:space="preserve">My reasons:</w:t>
+        <w:t xml:space="preserve">Preferred plan: combine both directions around one statistical question.</w:t>
+      </w:r>
+      <w:r>
+        <w:t xml:space="preserve"> </w:t>
+      </w:r>
+      <w:r>
+        <w:rPr>
+          <w:iCs/>
+          <w:i/>
+        </w:rPr>
+        <w:t xml:space="preserve">In nested panel data, at which levels (ZIP code, county, region) does variation occur, both in the level of opioid supply and in its response to a policy change, and how should those levels be selected?</w:t>
       </w:r>
     </w:p>
     <w:p>
@@ -1031,13 +988,13 @@
           <w:bCs/>
           <w:b/>
         </w:rPr>
-        <w:t xml:space="preserve">Depth on a classroom topic:</w:t>
-      </w:r>
-      <w:r>
-        <w:t xml:space="preserve"> </w:t>
-      </w:r>
-      <w:r>
-        <w:t xml:space="preserve">it goes from mixed models and information criteria to the derivation behind BIC.</w:t>
+        <w:t xml:space="preserve">Core: Direction 1.</w:t>
+      </w:r>
+      <w:r>
+        <w:t xml:space="preserve"> </w:t>
+      </w:r>
+      <w:r>
+        <w:t xml:space="preserve">Derive the BIC penalty for three- and four-level nested models, starting from the balanced case, and evaluate it by simulation against existing criteria. This is the main theoretical contribution.</w:t>
       </w:r>
     </w:p>
     <w:p>
@@ -1053,121 +1010,65 @@
           <w:bCs/>
           <w:b/>
         </w:rPr>
-        <w:t xml:space="preserve">A documented open question:</w:t>
-      </w:r>
-      <w:r>
-        <w:t xml:space="preserve"> </w:t>
-      </w:r>
-      <w:r>
-        <w:t xml:space="preserve">the authors of the two-level result explicitly leave higher-level designs for future work.</w:t>
-      </w:r>
-    </w:p>
-    <w:p>
-      <w:pPr>
-        <w:numPr>
-          <w:ilvl w:val="0"/>
-          <w:numId w:val="1001"/>
-        </w:numPr>
-        <w:pStyle w:val="Compact"/>
+        <w:t xml:space="preserve">Connected extension: Direction 2.</w:t>
+      </w:r>
+      <w:r>
+        <w:t xml:space="preserve"> </w:t>
+      </w:r>
+      <w:r>
+        <w:t xml:space="preserve">Add the 6 October 2014 rescheduling as a change point in the same multilevel model. First with the known date and a random jump at each level: this is still a linear mixed model, so the new BIC decides at which levels the policy response varies, which requires extending the derivation from random intercepts to random slopes. Then, as time allows, unknown ZIP-specific break dates modelled as nested random effects.</w:t>
+      </w:r>
+    </w:p>
+    <w:p>
+      <w:pPr>
+        <w:pStyle w:val="FirstParagraph"/>
       </w:pPr>
       <w:r>
         <w:rPr>
           <w:bCs/>
           <w:b/>
         </w:rPr>
-        <w:t xml:space="preserve">Tractable theory:</w:t>
-      </w:r>
-      <w:r>
-        <w:t xml:space="preserve"> </w:t>
-      </w:r>
-      <w:r>
-        <w:t xml:space="preserve">balanced nested designs have closed-form eigenstructures, and the first three-level step already checks out numerically.</w:t>
-      </w:r>
-    </w:p>
-    <w:p>
-      <w:pPr>
-        <w:numPr>
-          <w:ilvl w:val="0"/>
-          <w:numId w:val="1001"/>
-        </w:numPr>
-        <w:pStyle w:val="Compact"/>
-      </w:pPr>
+        <w:t xml:space="preserve">Why together:</w:t>
+      </w:r>
+      <w:r>
+        <w:t xml:space="preserve"> </w:t>
+      </w:r>
+      <w:r>
+        <w:t xml:space="preserve">both use the same nested data, mixed-model theory and simulation framework; Direction 1 provides the selection tool and Direction 2 the substantive question, so the thesis stays one methodological theme.</w:t>
+      </w:r>
+      <w:r>
+        <w:t xml:space="preserve"> </w:t>
+      </w:r>
       <w:r>
         <w:rPr>
           <w:bCs/>
           <w:b/>
         </w:rPr>
-        <w:t xml:space="preserve">Simulation answers the question:</w:t>
-      </w:r>
-      <w:r>
-        <w:t xml:space="preserve"> </w:t>
-      </w:r>
-      <w:r>
-        <w:t xml:space="preserve">with a known true structure, I can measure how often each criterion selects the correct levels, especially with few top-level units.</w:t>
-      </w:r>
-    </w:p>
-    <w:p>
-      <w:pPr>
-        <w:numPr>
-          <w:ilvl w:val="0"/>
-          <w:numId w:val="1001"/>
-        </w:numPr>
-        <w:pStyle w:val="Compact"/>
+        <w:t xml:space="preserve">Scope control:</w:t>
+      </w:r>
+      <w:r>
+        <w:t xml:space="preserve"> </w:t>
+      </w:r>
+      <w:r>
+        <w:t xml:space="preserve">Direction 1 is the guaranteed core, and the unknown-date model has a known-date fallback, so the thesis is complete even if the extension is not finished.</w:t>
+      </w:r>
+    </w:p>
+    <w:p>
+      <w:pPr>
+        <w:pStyle w:val="BodyText"/>
       </w:pPr>
       <w:r>
         <w:rPr>
           <w:bCs/>
           <w:b/>
         </w:rPr>
-        <w:t xml:space="preserve">Fits the data and could become a paper:</w:t>
-      </w:r>
-      <w:r>
-        <w:t xml:space="preserve"> </w:t>
-      </w:r>
-      <w:r>
-        <w:t xml:space="preserve">the ZIP–month data are naturally nested, and</w:t>
-      </w:r>
-      <w:r>
-        <w:t xml:space="preserve"> </w:t>
-      </w:r>
-      <w:r>
-        <w:t xml:space="preserve">“</w:t>
-      </w:r>
-      <w:r>
-        <w:t xml:space="preserve">BIC for multilevel models with more than two levels</w:t>
-      </w:r>
-      <w:r>
-        <w:t xml:space="preserve">”</w:t>
-      </w:r>
-      <w:r>
-        <w:t xml:space="preserve"> </w:t>
-      </w:r>
-      <w:r>
-        <w:t xml:space="preserve">is a focused journal-length question.</w:t>
-      </w:r>
-    </w:p>
-    <w:p>
-      <w:pPr>
-        <w:pStyle w:val="FirstParagraph"/>
-      </w:pPr>
-      <w:r>
-        <w:t xml:space="preserve">Direction 2 remains a strong alternative and could be future work.</w:t>
-      </w:r>
-      <w:r>
-        <w:t xml:space="preserve"> </w:t>
-      </w:r>
-      <w:r>
-        <w:rPr>
-          <w:bCs/>
-          <w:b/>
-        </w:rPr>
         <w:t xml:space="preserve">Next steps if you agree:</w:t>
       </w:r>
       <w:r>
         <w:t xml:space="preserve"> </w:t>
       </w:r>
       <w:r>
-        <w:t xml:space="preserve">read the five Direction 1 articles in full, reproduce the two-level result of Cho et al. (2024), extend it to three and four levels and to unbalanced designs, and then revise the thesis outline around this theme.</w:t>
+        <w:t xml:space="preserve">read the key articles in full, reproduce the two-level result of Cho et al. (2024), confirm that the data cover 2014, and then revise the thesis outline around this theme.</w:t>
       </w:r>
     </w:p>
     <w:p>
@@ -1179,7 +1080,7 @@
           <w:iCs/>
           <w:i/>
         </w:rPr>
-        <w:t xml:space="preserve">Statements that a question is open are based on my literature search to October 2026 and will be confirmed with a forward-citation search.</w:t>
+        <w:t xml:space="preserve">Open-question statements reflect my literature search to October 2026 and will be confirmed by forward-citation search.</w:t>
       </w:r>
     </w:p>
     <w:bookmarkStart w:id="22" w:name="references"/>

--- a/proposal/thesis_directions.docx
+++ b/proposal/thesis_directions.docx
@@ -4,171 +4,652 @@
   <w:body>
     <w:p>
       <w:pPr>
-        <w:pStyle w:val="Title"/>
-      </w:pPr>
-      <w:r>
-        <w:t xml:space="preserve">Candidate</w:t>
-      </w:r>
-      <w:r>
-        <w:t xml:space="preserve"> </w:t>
-      </w:r>
-      <w:r>
-        <w:t xml:space="preserve">Methodological</w:t>
-      </w:r>
-      <w:r>
-        <w:t xml:space="preserve"> </w:t>
-      </w:r>
-      <w:r>
-        <w:t xml:space="preserve">Directions</w:t>
-      </w:r>
-      <w:r>
-        <w:t xml:space="preserve"> </w:t>
-      </w:r>
-      <w:r>
-        <w:t xml:space="preserve">for</w:t>
-      </w:r>
-      <w:r>
-        <w:t xml:space="preserve"> </w:t>
-      </w:r>
-      <w:r>
-        <w:t xml:space="preserve">the</w:t>
-      </w:r>
-      <w:r>
-        <w:t xml:space="preserve"> </w:t>
-      </w:r>
-      <w:r>
-        <w:t xml:space="preserve">Master’s</w:t>
-      </w:r>
-      <w:r>
-        <w:t xml:space="preserve"> </w:t>
-      </w:r>
-      <w:r>
-        <w:t xml:space="preserve">Thesis</w:t>
+        <w:pStyle w:val="FirstParagraph"/>
+      </w:pPr>
+      <w:r>
+        <w:rPr>
+          <w:bCs/>
+          <w:b/>
+        </w:rPr>
+        <w:t xml:space="preserve">Candidate Methodological Directions for the Master’s Thesis</w:t>
+      </w:r>
+      <w:r>
+        <w:br/>
+      </w:r>
+      <w:r>
+        <w:t xml:space="preserve">Application: Opioid Distribution in ARCOS ZIP–Month Data</w:t>
+      </w:r>
+      <w:r>
+        <w:br/>
+      </w:r>
+      <w:r>
+        <w:t xml:space="preserve">Fafa Tchorly</w:t>
+      </w:r>
+      <w:r>
+        <w:br/>
+      </w:r>
+      <w:r>
+        <w:t xml:space="preserve">Department of Mathematics and Statistics, University of North Florida</w:t>
+      </w:r>
+      <w:r>
+        <w:br/>
+      </w:r>
+      <w:r>
+        <w:t xml:space="preserve">Prepared for Dr. Michelle DeDeo, 19 October 2026</w:t>
       </w:r>
     </w:p>
     <w:p>
       <w:pPr>
-        <w:pStyle w:val="Subtitle"/>
-      </w:pPr>
-      <w:r>
-        <w:t xml:space="preserve">Application:</w:t>
-      </w:r>
-      <w:r>
-        <w:t xml:space="preserve"> </w:t>
-      </w:r>
-      <w:r>
-        <w:t xml:space="preserve">opioid</w:t>
-      </w:r>
-      <w:r>
-        <w:t xml:space="preserve"> </w:t>
-      </w:r>
-      <w:r>
-        <w:t xml:space="preserve">distribution</w:t>
-      </w:r>
-      <w:r>
-        <w:t xml:space="preserve"> </w:t>
-      </w:r>
-      <w:r>
-        <w:t xml:space="preserve">in</w:t>
-      </w:r>
-      <w:r>
-        <w:t xml:space="preserve"> </w:t>
-      </w:r>
-      <w:r>
-        <w:t xml:space="preserve">ARCOS</w:t>
-      </w:r>
-      <w:r>
-        <w:t xml:space="preserve"> </w:t>
-      </w:r>
-      <w:r>
-        <w:t xml:space="preserve">ZIP–month</w:t>
-      </w:r>
-      <w:r>
-        <w:t xml:space="preserve"> </w:t>
-      </w:r>
-      <w:r>
-        <w:t xml:space="preserve">data</w:t>
+        <w:pStyle w:val="BodyText"/>
+      </w:pPr>
+      <w:r>
+        <w:t xml:space="preserve">Following your guidance, I have narrowed the thesis to two methodological directions. Each starts from a classroom topic, asks a statistical question that simulation can answer where the truth is known, and uses the opioid data as the application. Section 3 proposes combining them.</w:t>
       </w:r>
     </w:p>
     <w:p>
       <w:pPr>
-        <w:pStyle w:val="Author"/>
-      </w:pPr>
-      <w:r>
-        <w:t xml:space="preserve">Fafa</w:t>
-      </w:r>
-      <w:r>
-        <w:t xml:space="preserve"> </w:t>
-      </w:r>
-      <w:r>
-        <w:t xml:space="preserve">Tchorly</w:t>
-      </w:r>
-      <w:r>
-        <w:t xml:space="preserve"> </w:t>
-      </w:r>
-      <w:r>
-        <w:t xml:space="preserve">—</w:t>
-      </w:r>
-      <w:r>
-        <w:t xml:space="preserve"> </w:t>
-      </w:r>
-      <w:r>
-        <w:t xml:space="preserve">prepared</w:t>
-      </w:r>
-      <w:r>
-        <w:t xml:space="preserve"> </w:t>
-      </w:r>
-      <w:r>
-        <w:t xml:space="preserve">for</w:t>
-      </w:r>
-      <w:r>
-        <w:t xml:space="preserve"> </w:t>
-      </w:r>
-      <w:r>
-        <w:t xml:space="preserve">Dr. Michelle</w:t>
-      </w:r>
-      <w:r>
-        <w:t xml:space="preserve"> </w:t>
-      </w:r>
-      <w:r>
-        <w:t xml:space="preserve">DeDeo</w:t>
+        <w:pStyle w:val="BodyText"/>
+      </w:pPr>
+      <w:r>
+        <w:rPr>
+          <w:bCs/>
+          <w:b/>
+        </w:rPr>
+        <w:t xml:space="preserve">Common setting.</w:t>
+      </w:r>
+      <w:r>
+        <w:t xml:space="preserve">  Let</w:t>
+      </w:r>
+      <w:r>
+        <w:t xml:space="preserve"> </w:t>
+      </w:r>
+      <m:oMath>
+        <m:sSub>
+          <m:e>
+            <m:r>
+              <m:t>y</m:t>
+            </m:r>
+          </m:e>
+          <m:sub>
+            <m:r>
+              <m:t>t</m:t>
+            </m:r>
+            <m:r>
+              <m:t>j</m:t>
+            </m:r>
+            <m:r>
+              <m:t>k</m:t>
+            </m:r>
+            <m:r>
+              <m:t>l</m:t>
+            </m:r>
+          </m:sub>
+        </m:sSub>
+      </m:oMath>
+      <w:r>
+        <w:t xml:space="preserve"> </w:t>
+      </w:r>
+      <w:r>
+        <w:t xml:space="preserve">denote log morphine milligram equivalents (MME) per 1</w:t>
+      </w:r>
+      <w:r>
+        <w:t xml:space="preserve">,</w:t>
+      </w:r>
+      <w:r>
+        <w:t xml:space="preserve">000 residents in month</w:t>
+      </w:r>
+      <w:r>
+        <w:t xml:space="preserve"> </w:t>
+      </w:r>
+      <m:oMath>
+        <m:r>
+          <m:t>t</m:t>
+        </m:r>
+      </m:oMath>
+      <w:r>
+        <w:t xml:space="preserve">, ZIP code</w:t>
+      </w:r>
+      <w:r>
+        <w:t xml:space="preserve"> </w:t>
+      </w:r>
+      <m:oMath>
+        <m:r>
+          <m:t>j</m:t>
+        </m:r>
+      </m:oMath>
+      <w:r>
+        <w:t xml:space="preserve">, county</w:t>
+      </w:r>
+      <w:r>
+        <w:t xml:space="preserve"> </w:t>
+      </w:r>
+      <m:oMath>
+        <m:r>
+          <m:t>k</m:t>
+        </m:r>
+      </m:oMath>
+      <w:r>
+        <w:t xml:space="preserve"> </w:t>
+      </w:r>
+      <w:r>
+        <w:t xml:space="preserve">and region</w:t>
+      </w:r>
+      <w:r>
+        <w:t xml:space="preserve"> </w:t>
+      </w:r>
+      <m:oMath>
+        <m:r>
+          <m:t>l</m:t>
+        </m:r>
+      </m:oMath>
+      <w:r>
+        <w:t xml:space="preserve">. The baseline four-level model is</w:t>
       </w:r>
     </w:p>
     <w:p>
       <w:pPr>
-        <w:pStyle w:val="Date"/>
-      </w:pPr>
-      <w:r>
-        <w:t xml:space="preserve">19</w:t>
-      </w:r>
-      <w:r>
-        <w:t xml:space="preserve"> </w:t>
-      </w:r>
-      <w:r>
-        <w:t xml:space="preserve">October</w:t>
-      </w:r>
-      <w:r>
-        <w:t xml:space="preserve"> </w:t>
-      </w:r>
-      <w:r>
-        <w:t xml:space="preserve">2026</w:t>
-      </w:r>
+        <w:pStyle w:val="BodyText"/>
+      </w:pPr>
+      <m:oMathPara>
+        <m:oMathParaPr>
+          <m:jc m:val="center"/>
+        </m:oMathParaPr>
+        <m:oMath>
+          <m:sSub>
+            <m:e>
+              <m:r>
+                <m:t>y</m:t>
+              </m:r>
+            </m:e>
+            <m:sub>
+              <m:r>
+                <m:t>t</m:t>
+              </m:r>
+              <m:r>
+                <m:t>j</m:t>
+              </m:r>
+              <m:r>
+                <m:t>k</m:t>
+              </m:r>
+              <m:r>
+                <m:t>l</m:t>
+              </m:r>
+            </m:sub>
+          </m:sSub>
+          <m:r>
+            <m:rPr>
+              <m:sty m:val="p"/>
+            </m:rPr>
+            <m:t>=</m:t>
+          </m:r>
+          <m:sSubSup>
+            <m:e>
+              <m:r>
+                <m:rPr>
+                  <m:sty m:val="b"/>
+                </m:rPr>
+                <m:t>x</m:t>
+              </m:r>
+            </m:e>
+            <m:sub>
+              <m:r>
+                <m:t>t</m:t>
+              </m:r>
+              <m:r>
+                <m:t>j</m:t>
+              </m:r>
+              <m:r>
+                <m:t>k</m:t>
+              </m:r>
+              <m:r>
+                <m:t>l</m:t>
+              </m:r>
+            </m:sub>
+            <m:sup>
+              <m:r>
+                <m:rPr>
+                  <m:sty m:val="p"/>
+                </m:rPr>
+                <m:t>⊤</m:t>
+              </m:r>
+            </m:sup>
+          </m:sSubSup>
+          <m:r>
+            <m:rPr>
+              <m:sty m:val="b"/>
+            </m:rPr>
+            <m:t>β</m:t>
+          </m:r>
+          <m:r>
+            <m:rPr>
+              <m:sty m:val="p"/>
+            </m:rPr>
+            <m:t>+</m:t>
+          </m:r>
+          <m:sSub>
+            <m:e>
+              <m:r>
+                <m:t>v</m:t>
+              </m:r>
+            </m:e>
+            <m:sub>
+              <m:r>
+                <m:t>l</m:t>
+              </m:r>
+            </m:sub>
+          </m:sSub>
+          <m:r>
+            <m:rPr>
+              <m:sty m:val="p"/>
+            </m:rPr>
+            <m:t>+</m:t>
+          </m:r>
+          <m:sSub>
+            <m:e>
+              <m:r>
+                <m:t>u</m:t>
+              </m:r>
+            </m:e>
+            <m:sub>
+              <m:r>
+                <m:t>k</m:t>
+              </m:r>
+              <m:r>
+                <m:t>l</m:t>
+              </m:r>
+            </m:sub>
+          </m:sSub>
+          <m:r>
+            <m:rPr>
+              <m:sty m:val="p"/>
+            </m:rPr>
+            <m:t>+</m:t>
+          </m:r>
+          <m:sSub>
+            <m:e>
+              <m:r>
+                <m:t>w</m:t>
+              </m:r>
+            </m:e>
+            <m:sub>
+              <m:r>
+                <m:t>j</m:t>
+              </m:r>
+              <m:r>
+                <m:t>k</m:t>
+              </m:r>
+              <m:r>
+                <m:t>l</m:t>
+              </m:r>
+            </m:sub>
+          </m:sSub>
+          <m:r>
+            <m:rPr>
+              <m:sty m:val="p"/>
+            </m:rPr>
+            <m:t>+</m:t>
+          </m:r>
+          <m:sSub>
+            <m:e>
+              <m:r>
+                <m:t>ε</m:t>
+              </m:r>
+            </m:e>
+            <m:sub>
+              <m:r>
+                <m:t>t</m:t>
+              </m:r>
+              <m:r>
+                <m:t>j</m:t>
+              </m:r>
+              <m:r>
+                <m:t>k</m:t>
+              </m:r>
+              <m:r>
+                <m:t>l</m:t>
+              </m:r>
+            </m:sub>
+          </m:sSub>
+          <m:r>
+            <m:rPr>
+              <m:sty m:val="p"/>
+            </m:rPr>
+            <m:t>,</m:t>
+          </m:r>
+        </m:oMath>
+      </m:oMathPara>
     </w:p>
     <w:p>
       <w:pPr>
         <w:pStyle w:val="FirstParagraph"/>
       </w:pPr>
       <w:r>
-        <w:t xml:space="preserve">Following your guidance, I have narrowed the thesis to two methodological directions. Each starts from a classroom topic, asks a deeper statistical question that a simulation study can answer where the truth is known, and uses the opioid ZIP–month data as the application. Page 3 compares them and proposes combining them into one connected thesis.</w:t>
+        <w:t xml:space="preserve">with independent</w:t>
+      </w:r>
+      <w:r>
+        <w:t xml:space="preserve"> </w:t>
+      </w:r>
+      <m:oMath>
+        <m:sSub>
+          <m:e>
+            <m:r>
+              <m:t>v</m:t>
+            </m:r>
+          </m:e>
+          <m:sub>
+            <m:r>
+              <m:t>l</m:t>
+            </m:r>
+          </m:sub>
+        </m:sSub>
+        <m:r>
+          <m:rPr>
+            <m:sty m:val="p"/>
+          </m:rPr>
+          <m:t>∼</m:t>
+        </m:r>
+        <m:r>
+          <m:t>N</m:t>
+        </m:r>
+        <m:d>
+          <m:dPr>
+            <m:begChr m:val="("/>
+            <m:endChr m:val=")"/>
+            <m:sepChr m:val=""/>
+            <m:grow/>
+          </m:dPr>
+          <m:e>
+            <m:r>
+              <m:t>0</m:t>
+            </m:r>
+            <m:r>
+              <m:rPr>
+                <m:sty m:val="p"/>
+              </m:rPr>
+              <m:t>,</m:t>
+            </m:r>
+            <m:sSubSup>
+              <m:e>
+                <m:r>
+                  <m:t>σ</m:t>
+                </m:r>
+              </m:e>
+              <m:sub>
+                <m:r>
+                  <m:t>R</m:t>
+                </m:r>
+              </m:sub>
+              <m:sup>
+                <m:r>
+                  <m:t>2</m:t>
+                </m:r>
+              </m:sup>
+            </m:sSubSup>
+          </m:e>
+        </m:d>
+      </m:oMath>
+      <w:r>
+        <w:t xml:space="preserve">,</w:t>
+      </w:r>
+      <w:r>
+        <w:t xml:space="preserve"> </w:t>
+      </w:r>
+      <m:oMath>
+        <m:sSub>
+          <m:e>
+            <m:r>
+              <m:t>u</m:t>
+            </m:r>
+          </m:e>
+          <m:sub>
+            <m:r>
+              <m:t>k</m:t>
+            </m:r>
+            <m:r>
+              <m:t>l</m:t>
+            </m:r>
+          </m:sub>
+        </m:sSub>
+        <m:r>
+          <m:rPr>
+            <m:sty m:val="p"/>
+          </m:rPr>
+          <m:t>∼</m:t>
+        </m:r>
+        <m:r>
+          <m:t>N</m:t>
+        </m:r>
+        <m:d>
+          <m:dPr>
+            <m:begChr m:val="("/>
+            <m:endChr m:val=")"/>
+            <m:sepChr m:val=""/>
+            <m:grow/>
+          </m:dPr>
+          <m:e>
+            <m:r>
+              <m:t>0</m:t>
+            </m:r>
+            <m:r>
+              <m:rPr>
+                <m:sty m:val="p"/>
+              </m:rPr>
+              <m:t>,</m:t>
+            </m:r>
+            <m:sSubSup>
+              <m:e>
+                <m:r>
+                  <m:t>σ</m:t>
+                </m:r>
+              </m:e>
+              <m:sub>
+                <m:r>
+                  <m:t>C</m:t>
+                </m:r>
+              </m:sub>
+              <m:sup>
+                <m:r>
+                  <m:t>2</m:t>
+                </m:r>
+              </m:sup>
+            </m:sSubSup>
+          </m:e>
+        </m:d>
+      </m:oMath>
+      <w:r>
+        <w:t xml:space="preserve">,</w:t>
+      </w:r>
+      <w:r>
+        <w:t xml:space="preserve"> </w:t>
+      </w:r>
+      <m:oMath>
+        <m:sSub>
+          <m:e>
+            <m:r>
+              <m:t>w</m:t>
+            </m:r>
+          </m:e>
+          <m:sub>
+            <m:r>
+              <m:t>j</m:t>
+            </m:r>
+            <m:r>
+              <m:t>k</m:t>
+            </m:r>
+            <m:r>
+              <m:t>l</m:t>
+            </m:r>
+          </m:sub>
+        </m:sSub>
+        <m:r>
+          <m:rPr>
+            <m:sty m:val="p"/>
+          </m:rPr>
+          <m:t>∼</m:t>
+        </m:r>
+        <m:r>
+          <m:t>N</m:t>
+        </m:r>
+        <m:d>
+          <m:dPr>
+            <m:begChr m:val="("/>
+            <m:endChr m:val=")"/>
+            <m:sepChr m:val=""/>
+            <m:grow/>
+          </m:dPr>
+          <m:e>
+            <m:r>
+              <m:t>0</m:t>
+            </m:r>
+            <m:r>
+              <m:rPr>
+                <m:sty m:val="p"/>
+              </m:rPr>
+              <m:t>,</m:t>
+            </m:r>
+            <m:sSubSup>
+              <m:e>
+                <m:r>
+                  <m:t>σ</m:t>
+                </m:r>
+              </m:e>
+              <m:sub>
+                <m:r>
+                  <m:t>Z</m:t>
+                </m:r>
+              </m:sub>
+              <m:sup>
+                <m:r>
+                  <m:t>2</m:t>
+                </m:r>
+              </m:sup>
+            </m:sSubSup>
+          </m:e>
+        </m:d>
+      </m:oMath>
+      <w:r>
+        <w:t xml:space="preserve"> </w:t>
+      </w:r>
+      <w:r>
+        <w:t xml:space="preserve">and</w:t>
+      </w:r>
+      <w:r>
+        <w:t xml:space="preserve"> </w:t>
+      </w:r>
+      <m:oMath>
+        <m:sSub>
+          <m:e>
+            <m:r>
+              <m:t>ε</m:t>
+            </m:r>
+          </m:e>
+          <m:sub>
+            <m:r>
+              <m:t>t</m:t>
+            </m:r>
+            <m:r>
+              <m:t>j</m:t>
+            </m:r>
+            <m:r>
+              <m:t>k</m:t>
+            </m:r>
+            <m:r>
+              <m:t>l</m:t>
+            </m:r>
+          </m:sub>
+        </m:sSub>
+        <m:r>
+          <m:rPr>
+            <m:sty m:val="p"/>
+          </m:rPr>
+          <m:t>∼</m:t>
+        </m:r>
+        <m:r>
+          <m:t>N</m:t>
+        </m:r>
+        <m:d>
+          <m:dPr>
+            <m:begChr m:val="("/>
+            <m:endChr m:val=")"/>
+            <m:sepChr m:val=""/>
+            <m:grow/>
+          </m:dPr>
+          <m:e>
+            <m:r>
+              <m:t>0</m:t>
+            </m:r>
+            <m:r>
+              <m:rPr>
+                <m:sty m:val="p"/>
+              </m:rPr>
+              <m:t>,</m:t>
+            </m:r>
+            <m:sSubSup>
+              <m:e>
+                <m:r>
+                  <m:t>σ</m:t>
+                </m:r>
+              </m:e>
+              <m:sub>
+                <m:r>
+                  <m:t>ε</m:t>
+                </m:r>
+              </m:sub>
+              <m:sup>
+                <m:r>
+                  <m:t>2</m:t>
+                </m:r>
+              </m:sup>
+            </m:sSubSup>
+          </m:e>
+        </m:d>
+      </m:oMath>
+      <w:r>
+        <w:t xml:space="preserve">, where</w:t>
+      </w:r>
+      <w:r>
+        <w:t xml:space="preserve"> </w:t>
+      </w:r>
+      <m:oMath>
+        <m:sSub>
+          <m:e>
+            <m:r>
+              <m:rPr>
+                <m:sty m:val="b"/>
+              </m:rPr>
+              <m:t>x</m:t>
+            </m:r>
+          </m:e>
+          <m:sub>
+            <m:r>
+              <m:t>t</m:t>
+            </m:r>
+            <m:r>
+              <m:t>j</m:t>
+            </m:r>
+            <m:r>
+              <m:t>k</m:t>
+            </m:r>
+            <m:r>
+              <m:t>l</m:t>
+            </m:r>
+          </m:sub>
+        </m:sSub>
+      </m:oMath>
+      <w:r>
+        <w:t xml:space="preserve"> </w:t>
+      </w:r>
+      <w:r>
+        <w:t xml:space="preserve">may contain covariates measured at any level (for example income and rurality at the ZIP level).</w:t>
       </w:r>
     </w:p>
-    <w:bookmarkStart w:id="20" w:name="X6429709384df7289818590b7e48bc347e280536"/>
+    <w:bookmarkStart w:id="20" w:name="Xcf9754cae990e4811ddc414c16fb2f9507c76a2"/>
     <w:p>
       <w:pPr>
         <w:pStyle w:val="Heading1"/>
       </w:pPr>
       <w:r>
-        <w:t xml:space="preserve">Direction 1: Information Criteria for Multilevel Models with Three or More Nested Levels</w:t>
+        <w:t xml:space="preserve">Direction 1: BIC for Multilevel Models with Three or More Levels</w:t>
       </w:r>
     </w:p>
     <w:p>
@@ -183,10 +664,7 @@
         <w:t xml:space="preserve">Classroom starting point.</w:t>
       </w:r>
       <w:r>
-        <w:t xml:space="preserve"> </w:t>
-      </w:r>
-      <w:r>
-        <w:t xml:space="preserve">Linear mixed models estimated by ML/REML, and model selection with AIC and BIC.</w:t>
+        <w:t xml:space="preserve">  Linear mixed models (ML/REML) and model selection with AIC and BIC.</w:t>
       </w:r>
     </w:p>
     <w:p>
@@ -198,13 +676,364 @@
           <w:bCs/>
           <w:b/>
         </w:rPr>
-        <w:t xml:space="preserve">Deeper statistical question.</w:t>
-      </w:r>
-      <w:r>
-        <w:t xml:space="preserve"> </w:t>
-      </w:r>
-      <w:r>
-        <w:t xml:space="preserve">The usual criterion, BIC = −2 log L(θ̂) + k log n, assumes that the information about every parameter grows with the same sample size</w:t>
+        <w:t xml:space="preserve">Statistical question.</w:t>
+      </w:r>
+      <w:r>
+        <w:t xml:space="preserve">  The Bayesian information criterion</w:t>
+      </w:r>
+      <w:r>
+        <w:t xml:space="preserve"> </w:t>
+      </w:r>
+      <m:oMath>
+        <m:r>
+          <m:rPr>
+            <m:sty m:val="p"/>
+          </m:rPr>
+          <m:t>B</m:t>
+        </m:r>
+        <m:r>
+          <m:rPr>
+            <m:sty m:val="p"/>
+          </m:rPr>
+          <m:t>I</m:t>
+        </m:r>
+        <m:r>
+          <m:rPr>
+            <m:sty m:val="p"/>
+          </m:rPr>
+          <m:t>C</m:t>
+        </m:r>
+        <m:r>
+          <m:rPr>
+            <m:sty m:val="p"/>
+          </m:rPr>
+          <m:t>=</m:t>
+        </m:r>
+        <m:r>
+          <m:rPr>
+            <m:sty m:val="p"/>
+          </m:rPr>
+          <m:t>−</m:t>
+        </m:r>
+        <m:r>
+          <m:t>2</m:t>
+        </m:r>
+        <m:r>
+          <m:t> </m:t>
+        </m:r>
+        <m:r>
+          <m:rPr>
+            <m:sty m:val="p"/>
+          </m:rPr>
+          <m:t>ℓ</m:t>
+        </m:r>
+        <m:d>
+          <m:dPr>
+            <m:begChr m:val="("/>
+            <m:endChr m:val=")"/>
+            <m:sepChr m:val=""/>
+            <m:grow/>
+          </m:dPr>
+          <m:e>
+            <m:acc>
+              <m:accPr>
+                <m:chr m:val="̂"/>
+              </m:accPr>
+              <m:e>
+                <m:r>
+                  <m:rPr>
+                    <m:sty m:val="b"/>
+                  </m:rPr>
+                  <m:t>θ</m:t>
+                </m:r>
+              </m:e>
+            </m:acc>
+          </m:e>
+        </m:d>
+        <m:r>
+          <m:rPr>
+            <m:sty m:val="p"/>
+          </m:rPr>
+          <m:t>+</m:t>
+        </m:r>
+        <m:r>
+          <m:t>k</m:t>
+        </m:r>
+        <m:r>
+          <m:rPr>
+            <m:sty m:val="p"/>
+          </m:rPr>
+          <m:t>log</m:t>
+        </m:r>
+        <m:r>
+          <m:t>n</m:t>
+        </m:r>
+      </m:oMath>
+      <w:r>
+        <w:t xml:space="preserve"> </w:t>
+      </w:r>
+      <w:r>
+        <w:t xml:space="preserve">comes from a Laplace approximation to the marginal likelihood,</w:t>
+      </w:r>
+    </w:p>
+    <w:p>
+      <w:pPr>
+        <w:pStyle w:val="BodyText"/>
+      </w:pPr>
+      <m:oMathPara>
+        <m:oMathParaPr>
+          <m:jc m:val="center"/>
+        </m:oMathParaPr>
+        <m:oMath>
+          <m:r>
+            <m:rPr>
+              <m:sty m:val="p"/>
+            </m:rPr>
+            <m:t>log</m:t>
+          </m:r>
+          <m:r>
+            <m:t>p</m:t>
+          </m:r>
+          <m:d>
+            <m:dPr>
+              <m:begChr m:val="("/>
+              <m:endChr m:val=")"/>
+              <m:sepChr m:val=""/>
+              <m:grow/>
+            </m:dPr>
+            <m:e>
+              <m:r>
+                <m:rPr>
+                  <m:sty m:val="b"/>
+                </m:rPr>
+                <m:t>y</m:t>
+              </m:r>
+              <m:r>
+                <m:rPr>
+                  <m:sty m:val="p"/>
+                </m:rPr>
+                <m:t>∣</m:t>
+              </m:r>
+              <m:r>
+                <m:t>M</m:t>
+              </m:r>
+            </m:e>
+          </m:d>
+          <m:r>
+            <m:rPr>
+              <m:sty m:val="p"/>
+            </m:rPr>
+            <m:t>=</m:t>
+          </m:r>
+          <m:r>
+            <m:rPr>
+              <m:sty m:val="p"/>
+            </m:rPr>
+            <m:t>ℓ</m:t>
+          </m:r>
+          <m:d>
+            <m:dPr>
+              <m:begChr m:val="("/>
+              <m:endChr m:val=")"/>
+              <m:sepChr m:val=""/>
+              <m:grow/>
+            </m:dPr>
+            <m:e>
+              <m:acc>
+                <m:accPr>
+                  <m:chr m:val="̂"/>
+                </m:accPr>
+                <m:e>
+                  <m:r>
+                    <m:rPr>
+                      <m:sty m:val="b"/>
+                    </m:rPr>
+                    <m:t>θ</m:t>
+                  </m:r>
+                </m:e>
+              </m:acc>
+            </m:e>
+          </m:d>
+          <m:r>
+            <m:rPr>
+              <m:sty m:val="p"/>
+            </m:rPr>
+            <m:t>−</m:t>
+          </m:r>
+          <m:f>
+            <m:fPr>
+              <m:type m:val="lin"/>
+            </m:fPr>
+            <m:num>
+              <m:r>
+                <m:t>1</m:t>
+              </m:r>
+            </m:num>
+            <m:den>
+              <m:r>
+                <m:t>2</m:t>
+              </m:r>
+            </m:den>
+          </m:f>
+          <m:r>
+            <m:rPr>
+              <m:sty m:val="p"/>
+            </m:rPr>
+            <m:t>log</m:t>
+          </m:r>
+          <m:r>
+            <m:rPr>
+              <m:sty m:val="p"/>
+            </m:rPr>
+            <m:t>det</m:t>
+          </m:r>
+          <m:r>
+            <m:rPr>
+              <m:sty m:val="p"/>
+              <m:scr m:val="script"/>
+            </m:rPr>
+            <m:t>I</m:t>
+          </m:r>
+          <m:d>
+            <m:dPr>
+              <m:begChr m:val="("/>
+              <m:endChr m:val=")"/>
+              <m:sepChr m:val=""/>
+              <m:grow/>
+            </m:dPr>
+            <m:e>
+              <m:acc>
+                <m:accPr>
+                  <m:chr m:val="̂"/>
+                </m:accPr>
+                <m:e>
+                  <m:r>
+                    <m:rPr>
+                      <m:sty m:val="b"/>
+                    </m:rPr>
+                    <m:t>θ</m:t>
+                  </m:r>
+                </m:e>
+              </m:acc>
+            </m:e>
+          </m:d>
+          <m:r>
+            <m:rPr>
+              <m:sty m:val="p"/>
+            </m:rPr>
+            <m:t>+</m:t>
+          </m:r>
+          <m:sSub>
+            <m:e>
+              <m:r>
+                <m:t>O</m:t>
+              </m:r>
+            </m:e>
+            <m:sub>
+              <m:r>
+                <m:t>p</m:t>
+              </m:r>
+            </m:sub>
+          </m:sSub>
+          <m:d>
+            <m:dPr>
+              <m:begChr m:val="("/>
+              <m:endChr m:val=")"/>
+              <m:sepChr m:val=""/>
+              <m:grow/>
+            </m:dPr>
+            <m:e>
+              <m:r>
+                <m:t>1</m:t>
+              </m:r>
+            </m:e>
+          </m:d>
+          <m:r>
+            <m:rPr>
+              <m:sty m:val="p"/>
+            </m:rPr>
+            <m:t>,</m:t>
+          </m:r>
+        </m:oMath>
+      </m:oMathPara>
+    </w:p>
+    <w:p>
+      <w:pPr>
+        <w:pStyle w:val="FirstParagraph"/>
+      </w:pPr>
+      <w:r>
+        <w:t xml:space="preserve">where</w:t>
+      </w:r>
+      <w:r>
+        <w:t xml:space="preserve"> </w:t>
+      </w:r>
+      <m:oMath>
+        <m:r>
+          <m:rPr>
+            <m:sty m:val="p"/>
+            <m:scr m:val="script"/>
+          </m:rPr>
+          <m:t>I</m:t>
+        </m:r>
+      </m:oMath>
+      <w:r>
+        <w:t xml:space="preserve"> </w:t>
+      </w:r>
+      <w:r>
+        <w:t xml:space="preserve">is the Fisher information. Replacing</w:t>
+      </w:r>
+      <w:r>
+        <w:t xml:space="preserve"> </w:t>
+      </w:r>
+      <m:oMath>
+        <m:r>
+          <m:rPr>
+            <m:sty m:val="p"/>
+          </m:rPr>
+          <m:t>log</m:t>
+        </m:r>
+        <m:r>
+          <m:rPr>
+            <m:sty m:val="p"/>
+          </m:rPr>
+          <m:t>det</m:t>
+        </m:r>
+        <m:r>
+          <m:rPr>
+            <m:sty m:val="p"/>
+            <m:scr m:val="script"/>
+          </m:rPr>
+          <m:t>I</m:t>
+        </m:r>
+      </m:oMath>
+      <w:r>
+        <w:t xml:space="preserve"> </w:t>
+      </w:r>
+      <w:r>
+        <w:t xml:space="preserve">by</w:t>
+      </w:r>
+      <w:r>
+        <w:t xml:space="preserve"> </w:t>
+      </w:r>
+      <m:oMath>
+        <m:r>
+          <m:t>k</m:t>
+        </m:r>
+        <m:r>
+          <m:rPr>
+            <m:sty m:val="p"/>
+          </m:rPr>
+          <m:t>log</m:t>
+        </m:r>
+        <m:r>
+          <m:t>n</m:t>
+        </m:r>
+      </m:oMath>
+      <w:r>
+        <w:t xml:space="preserve"> </w:t>
+      </w:r>
+      <w:r>
+        <w:t xml:space="preserve">is justified only if the information about</w:t>
       </w:r>
       <w:r>
         <w:t xml:space="preserve"> </w:t>
@@ -214,10 +1043,49 @@
           <w:iCs/>
           <w:i/>
         </w:rPr>
-        <w:t xml:space="preserve">n</w:t>
-      </w:r>
-      <w:r>
-        <w:t xml:space="preserve">. In nested data this fails: information about a parameter grows with the number of units at its own level (months, ZIP codes, counties, regions). Software packages also disagree on which</w:t>
+        <w:t xml:space="preserve">every</w:t>
+      </w:r>
+      <w:r>
+        <w:t xml:space="preserve"> </w:t>
+      </w:r>
+      <w:r>
+        <w:t xml:space="preserve">parameter grows at the same rate </w:t>
+      </w:r>
+      <m:oMath>
+        <m:r>
+          <m:t>n</m:t>
+        </m:r>
+      </m:oMath>
+      <w:r>
+        <w:t xml:space="preserve">. In model </w:t>
+      </w:r>
+      <w:hyperlink w:anchor="eq:model">
+        <w:r>
+          <w:rPr>
+            <w:rStyle w:val="Hyperlink"/>
+          </w:rPr>
+          <w:t xml:space="preserve">[eq:model]</w:t>
+        </w:r>
+      </w:hyperlink>
+      <w:r>
+        <w:t xml:space="preserve"> </w:t>
+      </w:r>
+      <w:r>
+        <w:t xml:space="preserve">it does not: information about a parameter grows with the number of units at its own level, and software packages disagree on whether</w:t>
+      </w:r>
+      <w:r>
+        <w:t xml:space="preserve"> </w:t>
+      </w:r>
+      <m:oMath>
+        <m:r>
+          <m:t>n</m:t>
+        </m:r>
+      </m:oMath>
+      <w:r>
+        <w:t xml:space="preserve"> </w:t>
+      </w:r>
+      <w:r>
+        <w:t xml:space="preserve">should be the number of observations or of clusters.</w:t>
       </w:r>
       <w:r>
         <w:t xml:space="preserve"> </w:t>
@@ -227,23 +1095,7 @@
           <w:iCs/>
           <w:i/>
         </w:rPr>
-        <w:t xml:space="preserve">n</w:t>
-      </w:r>
-      <w:r>
-        <w:t xml:space="preserve"> </w:t>
-      </w:r>
-      <w:r>
-        <w:t xml:space="preserve">to use (total observations versus number of clusters).</w:t>
-      </w:r>
-      <w:r>
-        <w:t xml:space="preserve"> </w:t>
-      </w:r>
-      <w:r>
-        <w:rPr>
-          <w:iCs/>
-          <w:i/>
-        </w:rPr>
-        <w:t xml:space="preserve">What is the correct BIC penalty for three- and four-level nested models, and does it select the right levels when the top level has few units?</w:t>
+        <w:t xml:space="preserve">What is the correct penalty for three- and four-level nested models, and does it select the right levels when the top level has few units?</w:t>
       </w:r>
     </w:p>
     <w:p>
@@ -255,45 +1107,86 @@
           <w:bCs/>
           <w:b/>
         </w:rPr>
-        <w:t xml:space="preserve">What is known.</w:t>
-      </w:r>
-      <w:r>
-        <w:t xml:space="preserve"> </w:t>
-      </w:r>
-      <w:r>
-        <w:t xml:space="preserve">Jones (2011) replaced</w:t>
-      </w:r>
-      <w:r>
-        <w:t xml:space="preserve"> </w:t>
-      </w:r>
-      <w:r>
-        <w:rPr>
-          <w:iCs/>
-          <w:i/>
-        </w:rPr>
-        <w:t xml:space="preserve">n</w:t>
-      </w:r>
-      <w:r>
-        <w:t xml:space="preserve"> </w:t>
-      </w:r>
-      <w:r>
-        <w:t xml:space="preserve">with an effective sample size for correlated data. Delattre et al. (2014) used the number of clusters for random effects and the total sample size for fixed effects. Lorah and Womack (2019) compared choices of</w:t>
-      </w:r>
-      <w:r>
-        <w:t xml:space="preserve"> </w:t>
-      </w:r>
-      <w:r>
-        <w:rPr>
-          <w:iCs/>
-          <w:i/>
-        </w:rPr>
-        <w:t xml:space="preserve">n</w:t>
-      </w:r>
-      <w:r>
-        <w:t xml:space="preserve"> </w:t>
-      </w:r>
-      <w:r>
-        <w:t xml:space="preserve">by simulation for two-level models and conjectured, without derivation, a level-specific penalty for three levels. Cho, Wu and Naveiras (2024) derived the penalty for level-specific selection in a</w:t>
+        <w:t xml:space="preserve">Related work.</w:t>
+      </w:r>
+      <w:r>
+        <w:t xml:space="preserve"> </w:t>
+      </w:r>
+      <w:r>
+        <w:t xml:space="preserve"> </w:t>
+      </w:r>
+      <w:r>
+        <w:t xml:space="preserve">Jones (2011)</w:t>
+      </w:r>
+      <w:r>
+        <w:t xml:space="preserve"> </w:t>
+      </w:r>
+      <w:r>
+        <w:t xml:space="preserve">replaced</w:t>
+      </w:r>
+      <w:r>
+        <w:t xml:space="preserve"> </w:t>
+      </w:r>
+      <m:oMath>
+        <m:r>
+          <m:t>n</m:t>
+        </m:r>
+      </m:oMath>
+      <w:r>
+        <w:t xml:space="preserve"> </w:t>
+      </w:r>
+      <w:r>
+        <w:t xml:space="preserve">by an effective sample size for correlated data;</w:t>
+      </w:r>
+      <w:r>
+        <w:t xml:space="preserve"> </w:t>
+      </w:r>
+      <w:r>
+        <w:t xml:space="preserve">Delattre, Lavielle, and Poursat (2014)</w:t>
+      </w:r>
+      <w:r>
+        <w:t xml:space="preserve"> </w:t>
+      </w:r>
+      <w:r>
+        <w:t xml:space="preserve">used the number of clusters for random effects and the total sample size for fixed effects;</w:t>
+      </w:r>
+      <w:r>
+        <w:t xml:space="preserve"> </w:t>
+      </w:r>
+      <w:r>
+        <w:t xml:space="preserve">Lorah and Womack (2019)</w:t>
+      </w:r>
+      <w:r>
+        <w:t xml:space="preserve"> </w:t>
+      </w:r>
+      <w:r>
+        <w:t xml:space="preserve">compared choices of</w:t>
+      </w:r>
+      <w:r>
+        <w:t xml:space="preserve"> </w:t>
+      </w:r>
+      <m:oMath>
+        <m:r>
+          <m:t>n</m:t>
+        </m:r>
+      </m:oMath>
+      <w:r>
+        <w:t xml:space="preserve"> </w:t>
+      </w:r>
+      <w:r>
+        <w:t xml:space="preserve">by simulation for two-level models and conjectured, without derivation, a level-specific penalty for three levels;</w:t>
+      </w:r>
+      <w:r>
+        <w:t xml:space="preserve"> </w:t>
+      </w:r>
+      <w:r>
+        <w:t xml:space="preserve">Cho, Wu, and Naveiras (2024)</w:t>
+      </w:r>
+      <w:r>
+        <w:t xml:space="preserve"> </w:t>
+      </w:r>
+      <w:r>
+        <w:t xml:space="preserve">derived the penalty for level-specific selection in a</w:t>
       </w:r>
       <w:r>
         <w:t xml:space="preserve"> </w:t>
@@ -309,7 +1202,19 @@
         <w:t xml:space="preserve"> </w:t>
       </w:r>
       <w:r>
-        <w:t xml:space="preserve">nested model and state that higher-level nested designs are left for future study. Greven and Kneib (2010) showed that marginal AIC is biased toward dropping random effects. I have not found a derivation for three or more levels.</w:t>
+        <w:t xml:space="preserve">nested model and leave higher-level designs for future study; and</w:t>
+      </w:r>
+      <w:r>
+        <w:t xml:space="preserve"> </w:t>
+      </w:r>
+      <w:r>
+        <w:t xml:space="preserve">Greven and Kneib (2010)</w:t>
+      </w:r>
+      <w:r>
+        <w:t xml:space="preserve"> </w:t>
+      </w:r>
+      <w:r>
+        <w:t xml:space="preserve">showed that marginal AIC favours dropping random effects. I found no derivation for three or more levels.</w:t>
       </w:r>
     </w:p>
     <w:p>
@@ -321,165 +1226,973 @@
           <w:bCs/>
           <w:b/>
         </w:rPr>
-        <w:t xml:space="preserve">Theory to learn and develop.</w:t>
-      </w:r>
-      <w:r>
-        <w:t xml:space="preserve"> </w:t>
-      </w:r>
-      <w:r>
-        <w:t xml:space="preserve">The Laplace approximation to the marginal likelihood, log p(y) = log L(θ̂) − ½ log|I(θ̂)| + O(1); the spectral decomposition of nested covariance matrices; Fisher information for fixed effects and variance components; asymptotics as the numbers of units at each level grow; and behaviour at the boundary when a variance component is zero.</w:t>
+        <w:t xml:space="preserve">Preliminary result.</w:t>
+      </w:r>
+      <w:r>
+        <w:t xml:space="preserve">  Consider the balanced three-level case (months within</w:t>
+      </w:r>
+      <w:r>
+        <w:t xml:space="preserve"> </w:t>
+      </w:r>
+      <m:oMath>
+        <m:r>
+          <m:t>Z</m:t>
+        </m:r>
+      </m:oMath>
+      <w:r>
+        <w:t xml:space="preserve"> </w:t>
+      </w:r>
+      <w:r>
+        <w:t xml:space="preserve">ZIP codes within each of</w:t>
+      </w:r>
+      <w:r>
+        <w:t xml:space="preserve"> </w:t>
+      </w:r>
+      <m:oMath>
+        <m:r>
+          <m:t>C</m:t>
+        </m:r>
+      </m:oMath>
+      <w:r>
+        <w:t xml:space="preserve"> </w:t>
+      </w:r>
+      <w:r>
+        <w:t xml:space="preserve">counties,</w:t>
+      </w:r>
+      <w:r>
+        <w:t xml:space="preserve"> </w:t>
+      </w:r>
+      <m:oMath>
+        <m:r>
+          <m:t>T</m:t>
+        </m:r>
+      </m:oMath>
+      <w:r>
+        <w:t xml:space="preserve"> </w:t>
+      </w:r>
+      <w:r>
+        <w:t xml:space="preserve">months,</w:t>
+      </w:r>
+      <w:r>
+        <w:t xml:space="preserve"> </w:t>
+      </w:r>
+      <m:oMath>
+        <m:r>
+          <m:t>N</m:t>
+        </m:r>
+        <m:r>
+          <m:rPr>
+            <m:sty m:val="p"/>
+          </m:rPr>
+          <m:t>=</m:t>
+        </m:r>
+        <m:r>
+          <m:t>C</m:t>
+        </m:r>
+        <m:r>
+          <m:t>Z</m:t>
+        </m:r>
+        <m:r>
+          <m:t>T</m:t>
+        </m:r>
+      </m:oMath>
+      <w:r>
+        <w:t xml:space="preserve">). Each county’s covariance matrix is</w:t>
+      </w:r>
+      <w:r>
+        <w:t xml:space="preserve"> </w:t>
+      </w:r>
+      <m:oMath>
+        <m:r>
+          <m:rPr>
+            <m:sty m:val="b"/>
+          </m:rPr>
+          <m:t>V</m:t>
+        </m:r>
+        <m:r>
+          <m:rPr>
+            <m:sty m:val="p"/>
+          </m:rPr>
+          <m:t>=</m:t>
+        </m:r>
+        <m:sSubSup>
+          <m:e>
+            <m:r>
+              <m:t>σ</m:t>
+            </m:r>
+          </m:e>
+          <m:sub>
+            <m:r>
+              <m:t>ε</m:t>
+            </m:r>
+          </m:sub>
+          <m:sup>
+            <m:r>
+              <m:t>2</m:t>
+            </m:r>
+          </m:sup>
+        </m:sSubSup>
+        <m:sSub>
+          <m:e>
+            <m:r>
+              <m:rPr>
+                <m:sty m:val="b"/>
+              </m:rPr>
+              <m:t>I</m:t>
+            </m:r>
+          </m:e>
+          <m:sub>
+            <m:r>
+              <m:t>Z</m:t>
+            </m:r>
+            <m:r>
+              <m:t>T</m:t>
+            </m:r>
+          </m:sub>
+        </m:sSub>
+        <m:r>
+          <m:rPr>
+            <m:sty m:val="p"/>
+          </m:rPr>
+          <m:t>+</m:t>
+        </m:r>
+        <m:sSubSup>
+          <m:e>
+            <m:r>
+              <m:t>σ</m:t>
+            </m:r>
+          </m:e>
+          <m:sub>
+            <m:r>
+              <m:t>Z</m:t>
+            </m:r>
+          </m:sub>
+          <m:sup>
+            <m:r>
+              <m:t>2</m:t>
+            </m:r>
+          </m:sup>
+        </m:sSubSup>
+        <m:d>
+          <m:dPr>
+            <m:begChr m:val="("/>
+            <m:endChr m:val=")"/>
+            <m:sepChr m:val=""/>
+            <m:grow/>
+          </m:dPr>
+          <m:e>
+            <m:sSub>
+              <m:e>
+                <m:r>
+                  <m:rPr>
+                    <m:sty m:val="b"/>
+                  </m:rPr>
+                  <m:t>I</m:t>
+                </m:r>
+              </m:e>
+              <m:sub>
+                <m:r>
+                  <m:t>Z</m:t>
+                </m:r>
+              </m:sub>
+            </m:sSub>
+            <m:r>
+              <m:rPr>
+                <m:sty m:val="p"/>
+              </m:rPr>
+              <m:t>⊗</m:t>
+            </m:r>
+            <m:sSub>
+              <m:e>
+                <m:r>
+                  <m:rPr>
+                    <m:sty m:val="b"/>
+                  </m:rPr>
+                  <m:t>J</m:t>
+                </m:r>
+              </m:e>
+              <m:sub>
+                <m:r>
+                  <m:t>T</m:t>
+                </m:r>
+              </m:sub>
+            </m:sSub>
+          </m:e>
+        </m:d>
+        <m:r>
+          <m:rPr>
+            <m:sty m:val="p"/>
+          </m:rPr>
+          <m:t>+</m:t>
+        </m:r>
+        <m:sSubSup>
+          <m:e>
+            <m:r>
+              <m:t>σ</m:t>
+            </m:r>
+          </m:e>
+          <m:sub>
+            <m:r>
+              <m:t>C</m:t>
+            </m:r>
+          </m:sub>
+          <m:sup>
+            <m:r>
+              <m:t>2</m:t>
+            </m:r>
+          </m:sup>
+        </m:sSubSup>
+        <m:sSub>
+          <m:e>
+            <m:r>
+              <m:rPr>
+                <m:sty m:val="b"/>
+              </m:rPr>
+              <m:t>J</m:t>
+            </m:r>
+          </m:e>
+          <m:sub>
+            <m:r>
+              <m:t>Z</m:t>
+            </m:r>
+            <m:r>
+              <m:t>T</m:t>
+            </m:r>
+          </m:sub>
+        </m:sSub>
+      </m:oMath>
+      <w:r>
+        <w:t xml:space="preserve">, with</w:t>
+      </w:r>
+      <w:r>
+        <w:t xml:space="preserve"> </w:t>
+      </w:r>
+      <m:oMath>
+        <m:r>
+          <m:rPr>
+            <m:sty m:val="b"/>
+          </m:rPr>
+          <m:t>J</m:t>
+        </m:r>
+      </m:oMath>
+      <w:r>
+        <w:t xml:space="preserve"> </w:t>
+      </w:r>
+      <w:r>
+        <w:t xml:space="preserve">a matrix of ones, and has only three distinct eigenvalues,</w:t>
       </w:r>
     </w:p>
     <w:p>
       <w:pPr>
         <w:pStyle w:val="BodyText"/>
       </w:pPr>
-      <w:r>
-        <w:rPr>
-          <w:bCs/>
-          <w:b/>
-        </w:rPr>
-        <w:t xml:space="preserve">Preliminary result (balanced three-level case; still to be checked against Cho et al.).</w:t>
-      </w:r>
-      <w:r>
-        <w:t xml:space="preserve"> </w:t>
-      </w:r>
-      <w:r>
-        <w:t xml:space="preserve">For months within ZIP codes within counties, the covariance matrix has three distinct eigenvalues, and the leading-order penalty becomes</w:t>
-      </w:r>
+      <m:oMathPara>
+        <m:oMathParaPr>
+          <m:jc m:val="center"/>
+        </m:oMathParaPr>
+        <m:oMath>
+          <m:sSub>
+            <m:e>
+              <m:r>
+                <m:t>λ</m:t>
+              </m:r>
+            </m:e>
+            <m:sub>
+              <m:r>
+                <m:t>1</m:t>
+              </m:r>
+            </m:sub>
+          </m:sSub>
+          <m:r>
+            <m:rPr>
+              <m:sty m:val="p"/>
+            </m:rPr>
+            <m:t>=</m:t>
+          </m:r>
+          <m:sSubSup>
+            <m:e>
+              <m:r>
+                <m:t>σ</m:t>
+              </m:r>
+            </m:e>
+            <m:sub>
+              <m:r>
+                <m:t>ε</m:t>
+              </m:r>
+            </m:sub>
+            <m:sup>
+              <m:r>
+                <m:t>2</m:t>
+              </m:r>
+            </m:sup>
+          </m:sSubSup>
+          <m:r>
+            <m:rPr>
+              <m:sty m:val="p"/>
+            </m:rPr>
+            <m:t>,</m:t>
+          </m:r>
+          <m:r>
+            <m:t>  </m:t>
+          </m:r>
+          <m:sSub>
+            <m:e>
+              <m:r>
+                <m:t>λ</m:t>
+              </m:r>
+            </m:e>
+            <m:sub>
+              <m:r>
+                <m:t>2</m:t>
+              </m:r>
+            </m:sub>
+          </m:sSub>
+          <m:r>
+            <m:rPr>
+              <m:sty m:val="p"/>
+            </m:rPr>
+            <m:t>=</m:t>
+          </m:r>
+          <m:sSubSup>
+            <m:e>
+              <m:r>
+                <m:t>σ</m:t>
+              </m:r>
+            </m:e>
+            <m:sub>
+              <m:r>
+                <m:t>ε</m:t>
+              </m:r>
+            </m:sub>
+            <m:sup>
+              <m:r>
+                <m:t>2</m:t>
+              </m:r>
+            </m:sup>
+          </m:sSubSup>
+          <m:r>
+            <m:rPr>
+              <m:sty m:val="p"/>
+            </m:rPr>
+            <m:t>+</m:t>
+          </m:r>
+          <m:r>
+            <m:t>T</m:t>
+          </m:r>
+          <m:sSubSup>
+            <m:e>
+              <m:r>
+                <m:t>σ</m:t>
+              </m:r>
+            </m:e>
+            <m:sub>
+              <m:r>
+                <m:t>Z</m:t>
+              </m:r>
+            </m:sub>
+            <m:sup>
+              <m:r>
+                <m:t>2</m:t>
+              </m:r>
+            </m:sup>
+          </m:sSubSup>
+          <m:r>
+            <m:rPr>
+              <m:sty m:val="p"/>
+            </m:rPr>
+            <m:t>,</m:t>
+          </m:r>
+          <m:r>
+            <m:t>  </m:t>
+          </m:r>
+          <m:sSub>
+            <m:e>
+              <m:r>
+                <m:t>λ</m:t>
+              </m:r>
+            </m:e>
+            <m:sub>
+              <m:r>
+                <m:t>3</m:t>
+              </m:r>
+            </m:sub>
+          </m:sSub>
+          <m:r>
+            <m:rPr>
+              <m:sty m:val="p"/>
+            </m:rPr>
+            <m:t>=</m:t>
+          </m:r>
+          <m:sSubSup>
+            <m:e>
+              <m:r>
+                <m:t>σ</m:t>
+              </m:r>
+            </m:e>
+            <m:sub>
+              <m:r>
+                <m:t>ε</m:t>
+              </m:r>
+            </m:sub>
+            <m:sup>
+              <m:r>
+                <m:t>2</m:t>
+              </m:r>
+            </m:sup>
+          </m:sSubSup>
+          <m:r>
+            <m:rPr>
+              <m:sty m:val="p"/>
+            </m:rPr>
+            <m:t>+</m:t>
+          </m:r>
+          <m:r>
+            <m:t>T</m:t>
+          </m:r>
+          <m:sSubSup>
+            <m:e>
+              <m:r>
+                <m:t>σ</m:t>
+              </m:r>
+            </m:e>
+            <m:sub>
+              <m:r>
+                <m:t>Z</m:t>
+              </m:r>
+            </m:sub>
+            <m:sup>
+              <m:r>
+                <m:t>2</m:t>
+              </m:r>
+            </m:sup>
+          </m:sSubSup>
+          <m:r>
+            <m:rPr>
+              <m:sty m:val="p"/>
+            </m:rPr>
+            <m:t>+</m:t>
+          </m:r>
+          <m:r>
+            <m:t>Z</m:t>
+          </m:r>
+          <m:r>
+            <m:t>T</m:t>
+          </m:r>
+          <m:sSubSup>
+            <m:e>
+              <m:r>
+                <m:t>σ</m:t>
+              </m:r>
+            </m:e>
+            <m:sub>
+              <m:r>
+                <m:t>C</m:t>
+              </m:r>
+            </m:sub>
+            <m:sup>
+              <m:r>
+                <m:t>2</m:t>
+              </m:r>
+            </m:sup>
+          </m:sSubSup>
+          <m:r>
+            <m:rPr>
+              <m:sty m:val="p"/>
+            </m:rPr>
+            <m:t>,</m:t>
+          </m:r>
+        </m:oMath>
+      </m:oMathPara>
     </w:p>
     <w:p>
       <w:pPr>
-        <w:pStyle w:val="BlockText"/>
-      </w:pPr>
-      <w:r>
-        <w:t xml:space="preserve">BIC</w:t>
-      </w:r>
-      <w:r>
-        <w:rPr>
-          <w:vertAlign w:val="subscript"/>
-        </w:rPr>
-        <w:t xml:space="preserve">3</w:t>
-      </w:r>
-      <w:r>
-        <w:t xml:space="preserve"> </w:t>
-      </w:r>
-      <w:r>
-        <w:t xml:space="preserve">= −2 log L + (p</w:t>
-      </w:r>
-      <w:r>
-        <w:rPr>
-          <w:vertAlign w:val="subscript"/>
-        </w:rPr>
-        <w:t xml:space="preserve">1</w:t>
-      </w:r>
-      <w:r>
-        <w:t xml:space="preserve"> </w:t>
-      </w:r>
-      <w:r>
-        <w:t xml:space="preserve">+ 1) log N + (p</w:t>
-      </w:r>
-      <w:r>
-        <w:rPr>
-          <w:vertAlign w:val="subscript"/>
-        </w:rPr>
-        <w:t xml:space="preserve">2</w:t>
-      </w:r>
-      <w:r>
-        <w:t xml:space="preserve"> </w:t>
-      </w:r>
-      <w:r>
-        <w:t xml:space="preserve">+ 1) log n</w:t>
-      </w:r>
-      <w:r>
-        <w:rPr>
-          <w:vertAlign w:val="subscript"/>
-        </w:rPr>
-        <w:t xml:space="preserve">ZIP</w:t>
-      </w:r>
-      <w:r>
-        <w:t xml:space="preserve"> </w:t>
-      </w:r>
-      <w:r>
-        <w:t xml:space="preserve">+ (p</w:t>
-      </w:r>
-      <w:r>
-        <w:rPr>
-          <w:vertAlign w:val="subscript"/>
-        </w:rPr>
-        <w:t xml:space="preserve">3</w:t>
-      </w:r>
-      <w:r>
-        <w:t xml:space="preserve"> </w:t>
-      </w:r>
-      <w:r>
-        <w:t xml:space="preserve">+ 1) log n</w:t>
-      </w:r>
-      <w:r>
-        <w:rPr>
-          <w:vertAlign w:val="subscript"/>
-        </w:rPr>
-        <w:t xml:space="preserve">county</w:t>
-      </w:r>
+        <w:pStyle w:val="FirstParagraph"/>
+      </w:pPr>
+      <w:r>
+        <w:t xml:space="preserve">with total multiplicities</w:t>
+      </w:r>
+      <w:r>
+        <w:t xml:space="preserve"> </w:t>
+      </w:r>
+      <m:oMath>
+        <m:r>
+          <m:t>C</m:t>
+        </m:r>
+        <m:r>
+          <m:t>Z</m:t>
+        </m:r>
+        <m:d>
+          <m:dPr>
+            <m:begChr m:val="("/>
+            <m:endChr m:val=")"/>
+            <m:sepChr m:val=""/>
+            <m:grow/>
+          </m:dPr>
+          <m:e>
+            <m:r>
+              <m:t>T</m:t>
+            </m:r>
+            <m:r>
+              <m:rPr>
+                <m:sty m:val="p"/>
+              </m:rPr>
+              <m:t>−</m:t>
+            </m:r>
+            <m:r>
+              <m:t>1</m:t>
+            </m:r>
+          </m:e>
+        </m:d>
+      </m:oMath>
       <w:r>
         <w:t xml:space="preserve">,</w:t>
+      </w:r>
+      <w:r>
+        <w:t xml:space="preserve"> </w:t>
+      </w:r>
+      <m:oMath>
+        <m:r>
+          <m:t>C</m:t>
+        </m:r>
+        <m:d>
+          <m:dPr>
+            <m:begChr m:val="("/>
+            <m:endChr m:val=")"/>
+            <m:sepChr m:val=""/>
+            <m:grow/>
+          </m:dPr>
+          <m:e>
+            <m:r>
+              <m:t>Z</m:t>
+            </m:r>
+            <m:r>
+              <m:rPr>
+                <m:sty m:val="p"/>
+              </m:rPr>
+              <m:t>−</m:t>
+            </m:r>
+            <m:r>
+              <m:t>1</m:t>
+            </m:r>
+          </m:e>
+        </m:d>
+      </m:oMath>
+      <w:r>
+        <w:t xml:space="preserve"> </w:t>
+      </w:r>
+      <w:r>
+        <w:t xml:space="preserve">and</w:t>
+      </w:r>
+      <w:r>
+        <w:t xml:space="preserve"> </w:t>
+      </w:r>
+      <m:oMath>
+        <m:r>
+          <m:t>C</m:t>
+        </m:r>
+      </m:oMath>
+      <w:r>
+        <w:t xml:space="preserve">. Working through the information matrix (variance components positive, each covariate varying at a single level, and</w:t>
+      </w:r>
+      <w:r>
+        <w:t xml:space="preserve"> </w:t>
+      </w:r>
+      <m:oMath>
+        <m:r>
+          <m:t>C</m:t>
+        </m:r>
+        <m:r>
+          <m:rPr>
+            <m:sty m:val="p"/>
+          </m:rPr>
+          <m:t>,</m:t>
+        </m:r>
+        <m:r>
+          <m:t>Z</m:t>
+        </m:r>
+        <m:r>
+          <m:rPr>
+            <m:sty m:val="p"/>
+          </m:rPr>
+          <m:t>,</m:t>
+        </m:r>
+        <m:r>
+          <m:t>T</m:t>
+        </m:r>
+        <m:r>
+          <m:rPr>
+            <m:sty m:val="p"/>
+          </m:rPr>
+          <m:t>→</m:t>
+        </m:r>
+        <m:r>
+          <m:rPr>
+            <m:sty m:val="p"/>
+          </m:rPr>
+          <m:t>∞</m:t>
+        </m:r>
+      </m:oMath>
+      <w:r>
+        <w:t xml:space="preserve">) gives</w:t>
       </w:r>
     </w:p>
     <w:p>
       <w:pPr>
+        <w:pStyle w:val="BodyText"/>
+      </w:pPr>
+      <m:oMathPara>
+        <m:oMathParaPr>
+          <m:jc m:val="center"/>
+        </m:oMathParaPr>
+        <m:oMath>
+          <m:sSub>
+            <m:e>
+              <m:r>
+                <m:rPr>
+                  <m:sty m:val="p"/>
+                </m:rPr>
+                <m:t>B</m:t>
+              </m:r>
+              <m:r>
+                <m:rPr>
+                  <m:sty m:val="p"/>
+                </m:rPr>
+                <m:t>I</m:t>
+              </m:r>
+              <m:r>
+                <m:rPr>
+                  <m:sty m:val="p"/>
+                </m:rPr>
+                <m:t>C</m:t>
+              </m:r>
+            </m:e>
+            <m:sub>
+              <m:r>
+                <m:t>3</m:t>
+              </m:r>
+            </m:sub>
+          </m:sSub>
+          <m:r>
+            <m:rPr>
+              <m:sty m:val="p"/>
+            </m:rPr>
+            <m:t>=</m:t>
+          </m:r>
+          <m:r>
+            <m:rPr>
+              <m:sty m:val="p"/>
+            </m:rPr>
+            <m:t>−</m:t>
+          </m:r>
+          <m:r>
+            <m:t>2</m:t>
+          </m:r>
+          <m:r>
+            <m:t> </m:t>
+          </m:r>
+          <m:r>
+            <m:rPr>
+              <m:sty m:val="p"/>
+            </m:rPr>
+            <m:t>ℓ</m:t>
+          </m:r>
+          <m:d>
+            <m:dPr>
+              <m:begChr m:val="("/>
+              <m:endChr m:val=")"/>
+              <m:sepChr m:val=""/>
+              <m:grow/>
+            </m:dPr>
+            <m:e>
+              <m:acc>
+                <m:accPr>
+                  <m:chr m:val="̂"/>
+                </m:accPr>
+                <m:e>
+                  <m:r>
+                    <m:rPr>
+                      <m:sty m:val="b"/>
+                    </m:rPr>
+                    <m:t>θ</m:t>
+                  </m:r>
+                </m:e>
+              </m:acc>
+            </m:e>
+          </m:d>
+          <m:r>
+            <m:rPr>
+              <m:sty m:val="p"/>
+            </m:rPr>
+            <m:t>+</m:t>
+          </m:r>
+          <m:d>
+            <m:dPr>
+              <m:begChr m:val="("/>
+              <m:endChr m:val=")"/>
+              <m:sepChr m:val=""/>
+              <m:grow/>
+            </m:dPr>
+            <m:e>
+              <m:sSub>
+                <m:e>
+                  <m:r>
+                    <m:t>p</m:t>
+                  </m:r>
+                </m:e>
+                <m:sub>
+                  <m:r>
+                    <m:t>1</m:t>
+                  </m:r>
+                </m:sub>
+              </m:sSub>
+              <m:r>
+                <m:rPr>
+                  <m:sty m:val="p"/>
+                </m:rPr>
+                <m:t>+</m:t>
+              </m:r>
+              <m:r>
+                <m:t>1</m:t>
+              </m:r>
+            </m:e>
+          </m:d>
+          <m:r>
+            <m:rPr>
+              <m:sty m:val="p"/>
+            </m:rPr>
+            <m:t>log</m:t>
+          </m:r>
+          <m:r>
+            <m:t>N</m:t>
+          </m:r>
+          <m:r>
+            <m:rPr>
+              <m:sty m:val="p"/>
+            </m:rPr>
+            <m:t>+</m:t>
+          </m:r>
+          <m:d>
+            <m:dPr>
+              <m:begChr m:val="("/>
+              <m:endChr m:val=")"/>
+              <m:sepChr m:val=""/>
+              <m:grow/>
+            </m:dPr>
+            <m:e>
+              <m:sSub>
+                <m:e>
+                  <m:r>
+                    <m:t>p</m:t>
+                  </m:r>
+                </m:e>
+                <m:sub>
+                  <m:r>
+                    <m:t>2</m:t>
+                  </m:r>
+                </m:sub>
+              </m:sSub>
+              <m:r>
+                <m:rPr>
+                  <m:sty m:val="p"/>
+                </m:rPr>
+                <m:t>+</m:t>
+              </m:r>
+              <m:r>
+                <m:t>1</m:t>
+              </m:r>
+            </m:e>
+          </m:d>
+          <m:r>
+            <m:rPr>
+              <m:sty m:val="p"/>
+            </m:rPr>
+            <m:t>log</m:t>
+          </m:r>
+          <m:d>
+            <m:dPr>
+              <m:begChr m:val="("/>
+              <m:endChr m:val=")"/>
+              <m:sepChr m:val=""/>
+              <m:grow/>
+            </m:dPr>
+            <m:e>
+              <m:r>
+                <m:t>C</m:t>
+              </m:r>
+              <m:r>
+                <m:t>Z</m:t>
+              </m:r>
+            </m:e>
+          </m:d>
+          <m:r>
+            <m:rPr>
+              <m:sty m:val="p"/>
+            </m:rPr>
+            <m:t>+</m:t>
+          </m:r>
+          <m:d>
+            <m:dPr>
+              <m:begChr m:val="("/>
+              <m:endChr m:val=")"/>
+              <m:sepChr m:val=""/>
+              <m:grow/>
+            </m:dPr>
+            <m:e>
+              <m:sSub>
+                <m:e>
+                  <m:r>
+                    <m:t>p</m:t>
+                  </m:r>
+                </m:e>
+                <m:sub>
+                  <m:r>
+                    <m:t>3</m:t>
+                  </m:r>
+                </m:sub>
+              </m:sSub>
+              <m:r>
+                <m:rPr>
+                  <m:sty m:val="p"/>
+                </m:rPr>
+                <m:t>+</m:t>
+              </m:r>
+              <m:r>
+                <m:t>1</m:t>
+              </m:r>
+            </m:e>
+          </m:d>
+          <m:r>
+            <m:rPr>
+              <m:sty m:val="p"/>
+            </m:rPr>
+            <m:t>log</m:t>
+          </m:r>
+          <m:r>
+            <m:t>C</m:t>
+          </m:r>
+          <m:r>
+            <m:rPr>
+              <m:sty m:val="p"/>
+            </m:rPr>
+            <m:t>,</m:t>
+          </m:r>
+        </m:oMath>
+      </m:oMathPara>
+    </w:p>
+    <w:p>
+      <w:pPr>
         <w:pStyle w:val="FirstParagraph"/>
       </w:pPr>
       <w:r>
-        <w:t xml:space="preserve">where p</w:t>
-      </w:r>
-      <w:r>
-        <w:rPr>
-          <w:vertAlign w:val="subscript"/>
-        </w:rPr>
-        <w:t xml:space="preserve">1</w:t>
-      </w:r>
-      <w:r>
-        <w:t xml:space="preserve">, p</w:t>
-      </w:r>
-      <w:r>
-        <w:rPr>
-          <w:vertAlign w:val="subscript"/>
-        </w:rPr>
-        <w:t xml:space="preserve">2</w:t>
-      </w:r>
-      <w:r>
-        <w:t xml:space="preserve"> </w:t>
-      </w:r>
-      <w:r>
-        <w:t xml:space="preserve">and p</w:t>
-      </w:r>
-      <w:r>
-        <w:rPr>
-          <w:vertAlign w:val="subscript"/>
-        </w:rPr>
-        <w:t xml:space="preserve">3</w:t>
-      </w:r>
-      <w:r>
-        <w:t xml:space="preserve"> </w:t>
-      </w:r>
-      <w:r>
-        <w:t xml:space="preserve">are the numbers of month-, ZIP- and county-level fixed effects (intercept counted at county level). I confirmed this numerically against the exact Fisher information. One implication: when a level is removed, the penalties on the</w:t>
-      </w:r>
-      <w:r>
-        <w:t xml:space="preserve"> </w:t>
-      </w:r>
-      <w:r>
-        <w:rPr>
-          <w:iCs/>
-          <w:i/>
-        </w:rPr>
-        <w:t xml:space="preserve">other</w:t>
-      </w:r>
-      <w:r>
-        <w:t xml:space="preserve"> </w:t>
-      </w:r>
-      <w:r>
-        <w:t xml:space="preserve">parameters also change, which existing criteria ignore.</w:t>
+        <w:t xml:space="preserve">where</w:t>
+      </w:r>
+      <w:r>
+        <w:t xml:space="preserve"> </w:t>
+      </w:r>
+      <m:oMath>
+        <m:sSub>
+          <m:e>
+            <m:r>
+              <m:t>p</m:t>
+            </m:r>
+          </m:e>
+          <m:sub>
+            <m:r>
+              <m:t>1</m:t>
+            </m:r>
+          </m:sub>
+        </m:sSub>
+        <m:r>
+          <m:rPr>
+            <m:sty m:val="p"/>
+          </m:rPr>
+          <m:t>,</m:t>
+        </m:r>
+        <m:sSub>
+          <m:e>
+            <m:r>
+              <m:t>p</m:t>
+            </m:r>
+          </m:e>
+          <m:sub>
+            <m:r>
+              <m:t>2</m:t>
+            </m:r>
+          </m:sub>
+        </m:sSub>
+        <m:r>
+          <m:rPr>
+            <m:sty m:val="p"/>
+          </m:rPr>
+          <m:t>,</m:t>
+        </m:r>
+        <m:sSub>
+          <m:e>
+            <m:r>
+              <m:t>p</m:t>
+            </m:r>
+          </m:e>
+          <m:sub>
+            <m:r>
+              <m:t>3</m:t>
+            </m:r>
+          </m:sub>
+        </m:sSub>
+      </m:oMath>
+      <w:r>
+        <w:t xml:space="preserve"> </w:t>
+      </w:r>
+      <w:r>
+        <w:t xml:space="preserve">count the month-, ZIP- and county-level fixed effects (intercept at the county level) and each</w:t>
+      </w:r>
+      <w:r>
+        <w:t xml:space="preserve"> </w:t>
+      </w:r>
+      <w:r>
+        <w:t xml:space="preserve">“</w:t>
+      </w:r>
+      <m:oMath>
+        <m:r>
+          <m:rPr>
+            <m:sty m:val="p"/>
+          </m:rPr>
+          <m:t>+</m:t>
+        </m:r>
+        <m:r>
+          <m:t>1</m:t>
+        </m:r>
+      </m:oMath>
+      <w:r>
+        <w:t xml:space="preserve">”</w:t>
+      </w:r>
+      <w:r>
+        <w:t xml:space="preserve"> </w:t>
+      </w:r>
+      <w:r>
+        <w:t xml:space="preserve">is the variance component of that level. I checked </w:t>
+      </w:r>
+      <w:hyperlink w:anchor="eq:bic3">
+        <w:r>
+          <w:rPr>
+            <w:rStyle w:val="Hyperlink"/>
+          </w:rPr>
+          <w:t xml:space="preserve">[eq:bic3]</w:t>
+        </w:r>
+      </w:hyperlink>
+      <w:r>
+        <w:t xml:space="preserve"> </w:t>
+      </w:r>
+      <w:r>
+        <w:t xml:space="preserve">numerically against the exact Fisher information. It implies that removing a level also changes the penalties on the remaining parameters, which existing criteria ignore; it still has to be reconciled with</w:t>
+      </w:r>
+      <w:r>
+        <w:t xml:space="preserve"> </w:t>
+      </w:r>
+      <w:r>
+        <w:t xml:space="preserve">Cho, Wu, and Naveiras (2024)</w:t>
+      </w:r>
+      <w:r>
+        <w:t xml:space="preserve">.</w:t>
       </w:r>
     </w:p>
     <w:p>
@@ -494,23 +2207,18 @@
         <w:t xml:space="preserve">Competing methods.</w:t>
       </w:r>
       <w:r>
-        <w:t xml:space="preserve"> </w:t>
-      </w:r>
-      <w:r>
-        <w:t xml:space="preserve">BIC with total</w:t>
-      </w:r>
-      <w:r>
-        <w:t xml:space="preserve"> </w:t>
-      </w:r>
-      <w:r>
-        <w:rPr>
-          <w:iCs/>
-          <w:i/>
-        </w:rPr>
-        <w:t xml:space="preserve">N</w:t>
-      </w:r>
-      <w:r>
-        <w:t xml:space="preserve">; BIC with number of clusters; Jones’s effective sample size; AIC; conditional AIC; boundary-corrected and exact restricted likelihood ratio tests.</w:t>
+        <w:t xml:space="preserve">  BIC with total</w:t>
+      </w:r>
+      <w:r>
+        <w:t xml:space="preserve"> </w:t>
+      </w:r>
+      <m:oMath>
+        <m:r>
+          <m:t>N</m:t>
+        </m:r>
+      </m:oMath>
+      <w:r>
+        <w:t xml:space="preserve">; BIC with number of clusters; Jones’s effective sample size; marginal and conditional AIC; boundary-corrected and exact restricted likelihood ratio tests.</w:t>
       </w:r>
     </w:p>
     <w:p>
@@ -522,13 +2230,24 @@
           <w:bCs/>
           <w:b/>
         </w:rPr>
-        <w:t xml:space="preserve">Simulation study.</w:t>
-      </w:r>
-      <w:r>
-        <w:t xml:space="preserve"> </w:t>
-      </w:r>
-      <w:r>
-        <w:t xml:space="preserve">Generate data from known three- and four-level models, varying which variance components are zero, the number of top-level units (e.g., 4, 8, 15), units per level, intraclass correlations and balance. Measure the percentage of correctly selected structures, false-drop and false-keep rates per level, and coverage of fixed-effect confidence intervals after selection.</w:t>
+        <w:t xml:space="preserve">Simulation.</w:t>
+      </w:r>
+      <w:r>
+        <w:t xml:space="preserve">  Data generated from </w:t>
+      </w:r>
+      <w:hyperlink w:anchor="eq:model">
+        <w:r>
+          <w:rPr>
+            <w:rStyle w:val="Hyperlink"/>
+          </w:rPr>
+          <w:t xml:space="preserve">[eq:model]</w:t>
+        </w:r>
+      </w:hyperlink>
+      <w:r>
+        <w:t xml:space="preserve"> </w:t>
+      </w:r>
+      <w:r>
+        <w:t xml:space="preserve">with chosen variance components set to zero, varying the number of top-level units (e.g. 4, 8, 15), units per level, intraclass correlations and balance. Outcomes: proportion of correctly selected structures, false-drop and false-keep rates per level, and coverage of fixed-effect intervals after selection.</w:t>
       </w:r>
     </w:p>
     <w:p>
@@ -543,10 +2262,7 @@
         <w:t xml:space="preserve">Opioid application.</w:t>
       </w:r>
       <w:r>
-        <w:t xml:space="preserve"> </w:t>
-      </w:r>
-      <w:r>
-        <w:t xml:space="preserve">Log MME per 1,000 residents at the ZIP–month level: which of the ZIP, county and region levels the data support, the share of variation at each level, and whether conclusions about income and rurality depend on the levels kept. Sensitivity checks: AR(1) correlation across months, outcome scale, and ZIP codes that cross county lines.</w:t>
+        <w:t xml:space="preserve">  Which of the ZIP, county and region levels the data support, the share of variation at each level, and whether conclusions about income and rurality depend on the levels kept; sensitivity to AR(1) errors and to ZIP codes that cross county lines.</w:t>
       </w:r>
     </w:p>
     <w:p>
@@ -561,25 +2277,62 @@
         <w:t xml:space="preserve">Key articles.</w:t>
       </w:r>
       <w:r>
-        <w:t xml:space="preserve"> </w:t>
-      </w:r>
-      <w:r>
-        <w:t xml:space="preserve">Jones (2011); Delattre, Lavielle and Poursat (2014); Greven and Kneib (2010); Lorah and Womack (2019); Cho, Wu and Naveiras (2024).</w:t>
-      </w:r>
-    </w:p>
-    <w:p>
-      <w:r>
-        <w:br w:type="page"/>
+        <w:t xml:space="preserve"> </w:t>
+      </w:r>
+      <w:r>
+        <w:t xml:space="preserve"> </w:t>
+      </w:r>
+      <w:r>
+        <w:t xml:space="preserve">Jones (2011)</w:t>
+      </w:r>
+      <w:r>
+        <w:t xml:space="preserve">;</w:t>
+      </w:r>
+      <w:r>
+        <w:t xml:space="preserve"> </w:t>
+      </w:r>
+      <w:r>
+        <w:t xml:space="preserve">Delattre, Lavielle, and Poursat (2014)</w:t>
+      </w:r>
+      <w:r>
+        <w:t xml:space="preserve">;</w:t>
+      </w:r>
+      <w:r>
+        <w:t xml:space="preserve"> </w:t>
+      </w:r>
+      <w:r>
+        <w:t xml:space="preserve">Greven and Kneib (2010)</w:t>
+      </w:r>
+      <w:r>
+        <w:t xml:space="preserve">;</w:t>
+      </w:r>
+      <w:r>
+        <w:t xml:space="preserve"> </w:t>
+      </w:r>
+      <w:r>
+        <w:t xml:space="preserve">Lorah and Womack (2019)</w:t>
+      </w:r>
+      <w:r>
+        <w:t xml:space="preserve">;</w:t>
+      </w:r>
+      <w:r>
+        <w:t xml:space="preserve"> </w:t>
+      </w:r>
+      <w:r>
+        <w:t xml:space="preserve">Cho, Wu, and Naveiras (2024)</w:t>
+      </w:r>
+      <w:r>
+        <w:t xml:space="preserve">.</w:t>
       </w:r>
     </w:p>
     <w:bookmarkEnd w:id="20"/>
-    <w:bookmarkStart w:id="21" w:name="Xf1123273bdf89ebd385a06c3eebe3773defb763"/>
+    <w:bookmarkStart w:id="21" w:name="Xb839c9b04bcf7dc695581d076ef75158de3531b"/>
     <w:p>
       <w:pPr>
         <w:pStyle w:val="Heading1"/>
       </w:pPr>
       <w:r>
-        <w:t xml:space="preserve">Direction 2: Multilevel Random Change-Point Models for Nested Panel Data</w:t>
+        <w:t xml:space="preserve">Direction 2: Multilevel Random Change-Point Models</w:t>
       </w:r>
     </w:p>
     <w:p>
@@ -594,10 +2347,352 @@
         <w:t xml:space="preserve">Classroom starting point.</w:t>
       </w:r>
       <w:r>
-        <w:t xml:space="preserve"> </w:t>
-      </w:r>
-      <w:r>
-        <w:t xml:space="preserve">Regression with a structural break: the Chow test at a known break date and piecewise linear regression.</w:t>
+        <w:t xml:space="preserve">  Regression with a structural break,</w:t>
+      </w:r>
+      <w:r>
+        <w:t xml:space="preserve"> </w:t>
+      </w:r>
+      <m:oMath>
+        <m:sSub>
+          <m:e>
+            <m:r>
+              <m:t>y</m:t>
+            </m:r>
+          </m:e>
+          <m:sub>
+            <m:r>
+              <m:t>t</m:t>
+            </m:r>
+          </m:sub>
+        </m:sSub>
+        <m:r>
+          <m:rPr>
+            <m:sty m:val="p"/>
+          </m:rPr>
+          <m:t>=</m:t>
+        </m:r>
+        <m:sSubSup>
+          <m:e>
+            <m:r>
+              <m:rPr>
+                <m:sty m:val="b"/>
+              </m:rPr>
+              <m:t>x</m:t>
+            </m:r>
+          </m:e>
+          <m:sub>
+            <m:r>
+              <m:t>t</m:t>
+            </m:r>
+          </m:sub>
+          <m:sup>
+            <m:r>
+              <m:rPr>
+                <m:sty m:val="p"/>
+              </m:rPr>
+              <m:t>⊤</m:t>
+            </m:r>
+          </m:sup>
+        </m:sSubSup>
+        <m:r>
+          <m:rPr>
+            <m:sty m:val="b"/>
+          </m:rPr>
+          <m:t>β</m:t>
+        </m:r>
+        <m:r>
+          <m:rPr>
+            <m:sty m:val="p"/>
+          </m:rPr>
+          <m:t>+</m:t>
+        </m:r>
+        <m:r>
+          <m:t>δ</m:t>
+        </m:r>
+        <m:r>
+          <m:t> </m:t>
+        </m:r>
+        <m:r>
+          <m:rPr>
+            <m:sty m:val="b"/>
+          </m:rPr>
+          <m:t>1</m:t>
+        </m:r>
+        <m:r>
+          <m:rPr>
+            <m:sty m:val="p"/>
+          </m:rPr>
+          <m:t>{</m:t>
+        </m:r>
+        <m:r>
+          <m:t>t</m:t>
+        </m:r>
+        <m:r>
+          <m:rPr>
+            <m:sty m:val="p"/>
+          </m:rPr>
+          <m:t>≥</m:t>
+        </m:r>
+        <m:r>
+          <m:t>τ</m:t>
+        </m:r>
+        <m:r>
+          <m:rPr>
+            <m:sty m:val="p"/>
+          </m:rPr>
+          <m:t>}</m:t>
+        </m:r>
+        <m:r>
+          <m:rPr>
+            <m:sty m:val="p"/>
+          </m:rPr>
+          <m:t>+</m:t>
+        </m:r>
+        <m:sSub>
+          <m:e>
+            <m:r>
+              <m:t>ε</m:t>
+            </m:r>
+          </m:e>
+          <m:sub>
+            <m:r>
+              <m:t>t</m:t>
+            </m:r>
+          </m:sub>
+        </m:sSub>
+      </m:oMath>
+      <w:r>
+        <w:t xml:space="preserve">, tested with the Chow</w:t>
+      </w:r>
+      <w:r>
+        <w:t xml:space="preserve"> </w:t>
+      </w:r>
+      <m:oMath>
+        <m:r>
+          <m:t>F</m:t>
+        </m:r>
+      </m:oMath>
+      <w:r>
+        <w:t xml:space="preserve">-statistic</w:t>
+      </w:r>
+      <w:r>
+        <w:t xml:space="preserve"> </w:t>
+      </w:r>
+      <m:oMath>
+        <m:sSub>
+          <m:e>
+            <m:r>
+              <m:t>F</m:t>
+            </m:r>
+          </m:e>
+          <m:sub>
+            <m:r>
+              <m:t>T</m:t>
+            </m:r>
+          </m:sub>
+        </m:sSub>
+        <m:d>
+          <m:dPr>
+            <m:begChr m:val="("/>
+            <m:endChr m:val=")"/>
+            <m:sepChr m:val=""/>
+            <m:grow/>
+          </m:dPr>
+          <m:e>
+            <m:r>
+              <m:t>τ</m:t>
+            </m:r>
+          </m:e>
+        </m:d>
+      </m:oMath>
+      <w:r>
+        <w:t xml:space="preserve"> </w:t>
+      </w:r>
+      <w:r>
+        <w:t xml:space="preserve">at a known date</w:t>
+      </w:r>
+      <w:r>
+        <w:t xml:space="preserve"> </w:t>
+      </w:r>
+      <m:oMath>
+        <m:r>
+          <m:t>τ</m:t>
+        </m:r>
+      </m:oMath>
+      <w:r>
+        <w:t xml:space="preserve">. When</w:t>
+      </w:r>
+      <w:r>
+        <w:t xml:space="preserve"> </w:t>
+      </w:r>
+      <m:oMath>
+        <m:r>
+          <m:t>τ</m:t>
+        </m:r>
+      </m:oMath>
+      <w:r>
+        <w:t xml:space="preserve"> </w:t>
+      </w:r>
+      <w:r>
+        <w:t xml:space="preserve">is unknown,</w:t>
+      </w:r>
+      <w:r>
+        <w:t xml:space="preserve"> </w:t>
+      </w:r>
+      <w:r>
+        <w:t xml:space="preserve">Andrews (1993)</w:t>
+      </w:r>
+      <w:r>
+        <w:t xml:space="preserve"> </w:t>
+      </w:r>
+      <w:r>
+        <w:t xml:space="preserve">uses</w:t>
+      </w:r>
+    </w:p>
+    <w:p>
+      <w:pPr>
+        <w:pStyle w:val="BodyText"/>
+      </w:pPr>
+      <m:oMathPara>
+        <m:oMathParaPr>
+          <m:jc m:val="center"/>
+        </m:oMathParaPr>
+        <m:oMath>
+          <m:r>
+            <m:rPr>
+              <m:sty m:val="p"/>
+            </m:rPr>
+            <m:t>sup</m:t>
+          </m:r>
+          <m:sSub>
+            <m:e>
+              <m:r>
+                <m:t>F</m:t>
+              </m:r>
+            </m:e>
+            <m:sub>
+              <m:r>
+                <m:t>T</m:t>
+              </m:r>
+            </m:sub>
+          </m:sSub>
+          <m:r>
+            <m:rPr>
+              <m:sty m:val="p"/>
+            </m:rPr>
+            <m:t>=</m:t>
+          </m:r>
+          <m:limLow>
+            <m:e>
+              <m:r>
+                <m:rPr>
+                  <m:sty m:val="p"/>
+                </m:rPr>
+                <m:t>sup</m:t>
+              </m:r>
+            </m:e>
+            <m:lim>
+              <m:r>
+                <m:t>τ</m:t>
+              </m:r>
+              <m:r>
+                <m:rPr>
+                  <m:sty m:val="p"/>
+                </m:rPr>
+                <m:t>∈</m:t>
+              </m:r>
+              <m:d>
+                <m:dPr>
+                  <m:begChr m:val="["/>
+                  <m:endChr m:val="]"/>
+                  <m:sepChr m:val=""/>
+                  <m:grow/>
+                </m:dPr>
+                <m:e>
+                  <m:r>
+                    <m:t>π</m:t>
+                  </m:r>
+                  <m:r>
+                    <m:t>T</m:t>
+                  </m:r>
+                  <m:r>
+                    <m:rPr>
+                      <m:sty m:val="p"/>
+                    </m:rPr>
+                    <m:t>,</m:t>
+                  </m:r>
+                  <m:r>
+                    <m:t> </m:t>
+                  </m:r>
+                  <m:d>
+                    <m:dPr>
+                      <m:begChr m:val="("/>
+                      <m:endChr m:val=")"/>
+                      <m:sepChr m:val=""/>
+                      <m:grow/>
+                    </m:dPr>
+                    <m:e>
+                      <m:r>
+                        <m:t>1</m:t>
+                      </m:r>
+                      <m:r>
+                        <m:rPr>
+                          <m:sty m:val="p"/>
+                        </m:rPr>
+                        <m:t>−</m:t>
+                      </m:r>
+                      <m:r>
+                        <m:t>π</m:t>
+                      </m:r>
+                    </m:e>
+                  </m:d>
+                  <m:r>
+                    <m:t>T</m:t>
+                  </m:r>
+                </m:e>
+              </m:d>
+            </m:lim>
+          </m:limLow>
+          <m:sSub>
+            <m:e>
+              <m:r>
+                <m:t>F</m:t>
+              </m:r>
+            </m:e>
+            <m:sub>
+              <m:r>
+                <m:t>T</m:t>
+              </m:r>
+            </m:sub>
+          </m:sSub>
+          <m:d>
+            <m:dPr>
+              <m:begChr m:val="("/>
+              <m:endChr m:val=")"/>
+              <m:sepChr m:val=""/>
+              <m:grow/>
+            </m:dPr>
+            <m:e>
+              <m:r>
+                <m:t>τ</m:t>
+              </m:r>
+            </m:e>
+          </m:d>
+          <m:r>
+            <m:rPr>
+              <m:sty m:val="p"/>
+            </m:rPr>
+            <m:t>,</m:t>
+          </m:r>
+        </m:oMath>
+      </m:oMathPara>
+    </w:p>
+    <w:p>
+      <w:pPr>
+        <w:pStyle w:val="FirstParagraph"/>
+      </w:pPr>
+      <w:r>
+        <w:t xml:space="preserve">whose limiting null distribution is non-standard.</w:t>
       </w:r>
     </w:p>
     <w:p>
@@ -609,13 +2704,633 @@
           <w:bCs/>
           <w:b/>
         </w:rPr>
-        <w:t xml:space="preserve">Deeper statistical question.</w:t>
-      </w:r>
-      <w:r>
-        <w:t xml:space="preserve"> </w:t>
-      </w:r>
-      <w:r>
-        <w:t xml:space="preserve">In practice the break date is unknown and need not be common to all units: ZIP codes may respond to a policy change at different times, and the timing may cluster within counties and regions.</w:t>
+        <w:t xml:space="preserve">Statistical question.</w:t>
+      </w:r>
+      <w:r>
+        <w:t xml:space="preserve">  The break date need not be common to all units: ZIP codes may respond to a policy change at different times, and the timing may cluster within counties and regions. I propose to model break dates as nested random effects,</w:t>
+      </w:r>
+    </w:p>
+    <w:p>
+      <w:pPr>
+        <w:pStyle w:val="BodyText"/>
+      </w:pPr>
+      <m:oMathPara>
+        <m:oMathParaPr>
+          <m:jc m:val="center"/>
+        </m:oMathParaPr>
+        <m:oMath>
+          <m:sSub>
+            <m:e>
+              <m:r>
+                <m:t>y</m:t>
+              </m:r>
+            </m:e>
+            <m:sub>
+              <m:r>
+                <m:t>t</m:t>
+              </m:r>
+              <m:r>
+                <m:t>j</m:t>
+              </m:r>
+              <m:r>
+                <m:t>k</m:t>
+              </m:r>
+              <m:r>
+                <m:t>l</m:t>
+              </m:r>
+            </m:sub>
+          </m:sSub>
+          <m:r>
+            <m:rPr>
+              <m:sty m:val="p"/>
+            </m:rPr>
+            <m:t>=</m:t>
+          </m:r>
+          <m:sSubSup>
+            <m:e>
+              <m:r>
+                <m:rPr>
+                  <m:sty m:val="b"/>
+                </m:rPr>
+                <m:t>x</m:t>
+              </m:r>
+            </m:e>
+            <m:sub>
+              <m:r>
+                <m:t>t</m:t>
+              </m:r>
+              <m:r>
+                <m:t>j</m:t>
+              </m:r>
+              <m:r>
+                <m:t>k</m:t>
+              </m:r>
+              <m:r>
+                <m:t>l</m:t>
+              </m:r>
+            </m:sub>
+            <m:sup>
+              <m:r>
+                <m:rPr>
+                  <m:sty m:val="p"/>
+                </m:rPr>
+                <m:t>⊤</m:t>
+              </m:r>
+            </m:sup>
+          </m:sSubSup>
+          <m:r>
+            <m:rPr>
+              <m:sty m:val="b"/>
+            </m:rPr>
+            <m:t>β</m:t>
+          </m:r>
+          <m:r>
+            <m:rPr>
+              <m:sty m:val="p"/>
+            </m:rPr>
+            <m:t>+</m:t>
+          </m:r>
+          <m:sSub>
+            <m:e>
+              <m:r>
+                <m:t>w</m:t>
+              </m:r>
+            </m:e>
+            <m:sub>
+              <m:r>
+                <m:t>j</m:t>
+              </m:r>
+              <m:r>
+                <m:t>k</m:t>
+              </m:r>
+              <m:r>
+                <m:t>l</m:t>
+              </m:r>
+            </m:sub>
+          </m:sSub>
+          <m:r>
+            <m:rPr>
+              <m:sty m:val="p"/>
+            </m:rPr>
+            <m:t>+</m:t>
+          </m:r>
+          <m:sSub>
+            <m:e>
+              <m:r>
+                <m:t>δ</m:t>
+              </m:r>
+            </m:e>
+            <m:sub>
+              <m:r>
+                <m:t>j</m:t>
+              </m:r>
+              <m:r>
+                <m:t>k</m:t>
+              </m:r>
+              <m:r>
+                <m:t>l</m:t>
+              </m:r>
+            </m:sub>
+          </m:sSub>
+          <m:r>
+            <m:t> </m:t>
+          </m:r>
+          <m:r>
+            <m:rPr>
+              <m:sty m:val="b"/>
+            </m:rPr>
+            <m:t>1</m:t>
+          </m:r>
+          <m:r>
+            <m:rPr>
+              <m:sty m:val="p"/>
+            </m:rPr>
+            <m:t>{</m:t>
+          </m:r>
+          <m:r>
+            <m:t>t</m:t>
+          </m:r>
+          <m:r>
+            <m:rPr>
+              <m:sty m:val="p"/>
+            </m:rPr>
+            <m:t>≥</m:t>
+          </m:r>
+          <m:sSub>
+            <m:e>
+              <m:r>
+                <m:t>τ</m:t>
+              </m:r>
+            </m:e>
+            <m:sub>
+              <m:r>
+                <m:t>j</m:t>
+              </m:r>
+              <m:r>
+                <m:t>k</m:t>
+              </m:r>
+              <m:r>
+                <m:t>l</m:t>
+              </m:r>
+            </m:sub>
+          </m:sSub>
+          <m:r>
+            <m:rPr>
+              <m:sty m:val="p"/>
+            </m:rPr>
+            <m:t>}</m:t>
+          </m:r>
+          <m:r>
+            <m:rPr>
+              <m:sty m:val="p"/>
+            </m:rPr>
+            <m:t>+</m:t>
+          </m:r>
+          <m:sSub>
+            <m:e>
+              <m:r>
+                <m:t>ε</m:t>
+              </m:r>
+            </m:e>
+            <m:sub>
+              <m:r>
+                <m:t>t</m:t>
+              </m:r>
+              <m:r>
+                <m:t>j</m:t>
+              </m:r>
+              <m:r>
+                <m:t>k</m:t>
+              </m:r>
+              <m:r>
+                <m:t>l</m:t>
+              </m:r>
+            </m:sub>
+          </m:sSub>
+          <m:r>
+            <m:rPr>
+              <m:sty m:val="p"/>
+            </m:rPr>
+            <m:t>,</m:t>
+          </m:r>
+        </m:oMath>
+      </m:oMathPara>
+    </w:p>
+    <w:p>
+      <w:pPr>
+        <w:pStyle w:val="FirstParagraph"/>
+      </w:pPr>
+      <m:oMathPara>
+        <m:oMathParaPr>
+          <m:jc m:val="center"/>
+        </m:oMathParaPr>
+        <m:oMath>
+          <m:sSub>
+            <m:e>
+              <m:r>
+                <m:t>τ</m:t>
+              </m:r>
+            </m:e>
+            <m:sub>
+              <m:r>
+                <m:t>j</m:t>
+              </m:r>
+              <m:r>
+                <m:t>k</m:t>
+              </m:r>
+              <m:r>
+                <m:t>l</m:t>
+              </m:r>
+            </m:sub>
+          </m:sSub>
+          <m:r>
+            <m:rPr>
+              <m:sty m:val="p"/>
+            </m:rPr>
+            <m:t>=</m:t>
+          </m:r>
+          <m:sSub>
+            <m:e>
+              <m:r>
+                <m:t>τ</m:t>
+              </m:r>
+            </m:e>
+            <m:sub>
+              <m:r>
+                <m:t>0</m:t>
+              </m:r>
+            </m:sub>
+          </m:sSub>
+          <m:r>
+            <m:rPr>
+              <m:sty m:val="p"/>
+            </m:rPr>
+            <m:t>+</m:t>
+          </m:r>
+          <m:sSub>
+            <m:e>
+              <m:r>
+                <m:t>a</m:t>
+              </m:r>
+            </m:e>
+            <m:sub>
+              <m:r>
+                <m:t>l</m:t>
+              </m:r>
+            </m:sub>
+          </m:sSub>
+          <m:r>
+            <m:rPr>
+              <m:sty m:val="p"/>
+            </m:rPr>
+            <m:t>+</m:t>
+          </m:r>
+          <m:sSub>
+            <m:e>
+              <m:r>
+                <m:t>b</m:t>
+              </m:r>
+            </m:e>
+            <m:sub>
+              <m:r>
+                <m:t>k</m:t>
+              </m:r>
+              <m:r>
+                <m:t>l</m:t>
+              </m:r>
+            </m:sub>
+          </m:sSub>
+          <m:r>
+            <m:rPr>
+              <m:sty m:val="p"/>
+            </m:rPr>
+            <m:t>+</m:t>
+          </m:r>
+          <m:sSub>
+            <m:e>
+              <m:r>
+                <m:t>c</m:t>
+              </m:r>
+            </m:e>
+            <m:sub>
+              <m:r>
+                <m:t>j</m:t>
+              </m:r>
+              <m:r>
+                <m:t>k</m:t>
+              </m:r>
+              <m:r>
+                <m:t>l</m:t>
+              </m:r>
+            </m:sub>
+          </m:sSub>
+          <m:r>
+            <m:rPr>
+              <m:sty m:val="p"/>
+            </m:rPr>
+            <m:t>,</m:t>
+          </m:r>
+          <m:r>
+            <m:t>  </m:t>
+          </m:r>
+          <m:sSub>
+            <m:e>
+              <m:r>
+                <m:t>a</m:t>
+              </m:r>
+            </m:e>
+            <m:sub>
+              <m:r>
+                <m:t>l</m:t>
+              </m:r>
+            </m:sub>
+          </m:sSub>
+          <m:r>
+            <m:rPr>
+              <m:sty m:val="p"/>
+            </m:rPr>
+            <m:t>∼</m:t>
+          </m:r>
+          <m:r>
+            <m:t>N</m:t>
+          </m:r>
+          <m:d>
+            <m:dPr>
+              <m:begChr m:val="("/>
+              <m:endChr m:val=")"/>
+              <m:sepChr m:val=""/>
+              <m:grow/>
+            </m:dPr>
+            <m:e>
+              <m:r>
+                <m:t>0</m:t>
+              </m:r>
+              <m:r>
+                <m:rPr>
+                  <m:sty m:val="p"/>
+                </m:rPr>
+                <m:t>,</m:t>
+              </m:r>
+              <m:sSubSup>
+                <m:e>
+                  <m:r>
+                    <m:t>σ</m:t>
+                  </m:r>
+                </m:e>
+                <m:sub>
+                  <m:r>
+                    <m:t>τ</m:t>
+                  </m:r>
+                  <m:r>
+                    <m:rPr>
+                      <m:sty m:val="p"/>
+                    </m:rPr>
+                    <m:t>,</m:t>
+                  </m:r>
+                  <m:r>
+                    <m:t>R</m:t>
+                  </m:r>
+                </m:sub>
+                <m:sup>
+                  <m:r>
+                    <m:t>2</m:t>
+                  </m:r>
+                </m:sup>
+              </m:sSubSup>
+            </m:e>
+          </m:d>
+          <m:r>
+            <m:rPr>
+              <m:sty m:val="p"/>
+            </m:rPr>
+            <m:t>,</m:t>
+          </m:r>
+          <m:r>
+            <m:t> </m:t>
+          </m:r>
+          <m:sSub>
+            <m:e>
+              <m:r>
+                <m:t>b</m:t>
+              </m:r>
+            </m:e>
+            <m:sub>
+              <m:r>
+                <m:t>k</m:t>
+              </m:r>
+              <m:r>
+                <m:t>l</m:t>
+              </m:r>
+            </m:sub>
+          </m:sSub>
+          <m:r>
+            <m:rPr>
+              <m:sty m:val="p"/>
+            </m:rPr>
+            <m:t>∼</m:t>
+          </m:r>
+          <m:r>
+            <m:t>N</m:t>
+          </m:r>
+          <m:d>
+            <m:dPr>
+              <m:begChr m:val="("/>
+              <m:endChr m:val=")"/>
+              <m:sepChr m:val=""/>
+              <m:grow/>
+            </m:dPr>
+            <m:e>
+              <m:r>
+                <m:t>0</m:t>
+              </m:r>
+              <m:r>
+                <m:rPr>
+                  <m:sty m:val="p"/>
+                </m:rPr>
+                <m:t>,</m:t>
+              </m:r>
+              <m:sSubSup>
+                <m:e>
+                  <m:r>
+                    <m:t>σ</m:t>
+                  </m:r>
+                </m:e>
+                <m:sub>
+                  <m:r>
+                    <m:t>τ</m:t>
+                  </m:r>
+                  <m:r>
+                    <m:rPr>
+                      <m:sty m:val="p"/>
+                    </m:rPr>
+                    <m:t>,</m:t>
+                  </m:r>
+                  <m:r>
+                    <m:t>C</m:t>
+                  </m:r>
+                </m:sub>
+                <m:sup>
+                  <m:r>
+                    <m:t>2</m:t>
+                  </m:r>
+                </m:sup>
+              </m:sSubSup>
+            </m:e>
+          </m:d>
+          <m:r>
+            <m:rPr>
+              <m:sty m:val="p"/>
+            </m:rPr>
+            <m:t>,</m:t>
+          </m:r>
+          <m:r>
+            <m:t> </m:t>
+          </m:r>
+          <m:sSub>
+            <m:e>
+              <m:r>
+                <m:t>c</m:t>
+              </m:r>
+            </m:e>
+            <m:sub>
+              <m:r>
+                <m:t>j</m:t>
+              </m:r>
+              <m:r>
+                <m:t>k</m:t>
+              </m:r>
+              <m:r>
+                <m:t>l</m:t>
+              </m:r>
+            </m:sub>
+          </m:sSub>
+          <m:r>
+            <m:rPr>
+              <m:sty m:val="p"/>
+            </m:rPr>
+            <m:t>∼</m:t>
+          </m:r>
+          <m:r>
+            <m:t>N</m:t>
+          </m:r>
+          <m:d>
+            <m:dPr>
+              <m:begChr m:val="("/>
+              <m:endChr m:val=")"/>
+              <m:sepChr m:val=""/>
+              <m:grow/>
+            </m:dPr>
+            <m:e>
+              <m:r>
+                <m:t>0</m:t>
+              </m:r>
+              <m:r>
+                <m:rPr>
+                  <m:sty m:val="p"/>
+                </m:rPr>
+                <m:t>,</m:t>
+              </m:r>
+              <m:sSubSup>
+                <m:e>
+                  <m:r>
+                    <m:t>σ</m:t>
+                  </m:r>
+                </m:e>
+                <m:sub>
+                  <m:r>
+                    <m:t>τ</m:t>
+                  </m:r>
+                  <m:r>
+                    <m:rPr>
+                      <m:sty m:val="p"/>
+                    </m:rPr>
+                    <m:t>,</m:t>
+                  </m:r>
+                  <m:r>
+                    <m:t>Z</m:t>
+                  </m:r>
+                </m:sub>
+                <m:sup>
+                  <m:r>
+                    <m:t>2</m:t>
+                  </m:r>
+                </m:sup>
+              </m:sSubSup>
+            </m:e>
+          </m:d>
+          <m:r>
+            <m:rPr>
+              <m:sty m:val="p"/>
+            </m:rPr>
+            <m:t>,</m:t>
+          </m:r>
+        </m:oMath>
+      </m:oMathPara>
+    </w:p>
+    <w:p>
+      <w:pPr>
+        <w:pStyle w:val="FirstParagraph"/>
+      </w:pPr>
+      <w:r>
+        <w:t xml:space="preserve">with</w:t>
+      </w:r>
+      <w:r>
+        <w:t xml:space="preserve"> </w:t>
+      </w:r>
+      <m:oMath>
+        <m:sSub>
+          <m:e>
+            <m:r>
+              <m:t>τ</m:t>
+            </m:r>
+          </m:e>
+          <m:sub>
+            <m:r>
+              <m:t>j</m:t>
+            </m:r>
+            <m:r>
+              <m:t>k</m:t>
+            </m:r>
+            <m:r>
+              <m:t>l</m:t>
+            </m:r>
+          </m:sub>
+        </m:sSub>
+      </m:oMath>
+      <w:r>
+        <w:t xml:space="preserve"> </w:t>
+      </w:r>
+      <w:r>
+        <w:t xml:space="preserve">discretised to the monthly grid and the jump sizes</w:t>
+      </w:r>
+      <w:r>
+        <w:t xml:space="preserve"> </w:t>
+      </w:r>
+      <m:oMath>
+        <m:sSub>
+          <m:e>
+            <m:r>
+              <m:t>δ</m:t>
+            </m:r>
+          </m:e>
+          <m:sub>
+            <m:r>
+              <m:t>j</m:t>
+            </m:r>
+            <m:r>
+              <m:t>k</m:t>
+            </m:r>
+            <m:r>
+              <m:t>l</m:t>
+            </m:r>
+          </m:sub>
+        </m:sSub>
+      </m:oMath>
+      <w:r>
+        <w:t xml:space="preserve"> </w:t>
+      </w:r>
+      <w:r>
+        <w:t xml:space="preserve">allowed to vary by level.</w:t>
       </w:r>
       <w:r>
         <w:t xml:space="preserve"> </w:t>
@@ -625,7 +3340,155 @@
           <w:iCs/>
           <w:i/>
         </w:rPr>
-        <w:t xml:space="preserve">Can break dates be modelled as random effects at several nested levels (ZIP within county within region), estimated jointly with the variance of timing at each level, and under what conditions are they identifiable?</w:t>
+        <w:t xml:space="preserve">Can</w:t>
+      </w:r>
+      <w:r>
+        <w:rPr>
+          <w:iCs/>
+          <w:i/>
+        </w:rPr>
+        <w:t xml:space="preserve"> </w:t>
+      </w:r>
+      <m:oMath>
+        <m:sSub>
+          <m:e>
+            <m:r>
+              <m:t>τ</m:t>
+            </m:r>
+          </m:e>
+          <m:sub>
+            <m:r>
+              <m:t>0</m:t>
+            </m:r>
+          </m:sub>
+        </m:sSub>
+      </m:oMath>
+      <w:r>
+        <w:rPr>
+          <w:iCs/>
+          <w:i/>
+        </w:rPr>
+        <w:t xml:space="preserve"> </w:t>
+      </w:r>
+      <w:r>
+        <w:rPr>
+          <w:iCs/>
+          <w:i/>
+        </w:rPr>
+        <w:t xml:space="preserve">and the timing variances</w:t>
+      </w:r>
+      <w:r>
+        <w:rPr>
+          <w:iCs/>
+          <w:i/>
+        </w:rPr>
+        <w:t xml:space="preserve"> </w:t>
+      </w:r>
+      <m:oMath>
+        <m:sSubSup>
+          <m:e>
+            <m:r>
+              <m:t>σ</m:t>
+            </m:r>
+          </m:e>
+          <m:sub>
+            <m:r>
+              <m:t>τ</m:t>
+            </m:r>
+            <m:r>
+              <m:rPr>
+                <m:sty m:val="p"/>
+              </m:rPr>
+              <m:t>,</m:t>
+            </m:r>
+            <m:r>
+              <m:t>R</m:t>
+            </m:r>
+          </m:sub>
+          <m:sup>
+            <m:r>
+              <m:t>2</m:t>
+            </m:r>
+          </m:sup>
+        </m:sSubSup>
+        <m:r>
+          <m:rPr>
+            <m:sty m:val="p"/>
+          </m:rPr>
+          <m:t>,</m:t>
+        </m:r>
+        <m:sSubSup>
+          <m:e>
+            <m:r>
+              <m:t>σ</m:t>
+            </m:r>
+          </m:e>
+          <m:sub>
+            <m:r>
+              <m:t>τ</m:t>
+            </m:r>
+            <m:r>
+              <m:rPr>
+                <m:sty m:val="p"/>
+              </m:rPr>
+              <m:t>,</m:t>
+            </m:r>
+            <m:r>
+              <m:t>C</m:t>
+            </m:r>
+          </m:sub>
+          <m:sup>
+            <m:r>
+              <m:t>2</m:t>
+            </m:r>
+          </m:sup>
+        </m:sSubSup>
+        <m:r>
+          <m:rPr>
+            <m:sty m:val="p"/>
+          </m:rPr>
+          <m:t>,</m:t>
+        </m:r>
+        <m:sSubSup>
+          <m:e>
+            <m:r>
+              <m:t>σ</m:t>
+            </m:r>
+          </m:e>
+          <m:sub>
+            <m:r>
+              <m:t>τ</m:t>
+            </m:r>
+            <m:r>
+              <m:rPr>
+                <m:sty m:val="p"/>
+              </m:rPr>
+              <m:t>,</m:t>
+            </m:r>
+            <m:r>
+              <m:t>Z</m:t>
+            </m:r>
+          </m:sub>
+          <m:sup>
+            <m:r>
+              <m:t>2</m:t>
+            </m:r>
+          </m:sup>
+        </m:sSubSup>
+      </m:oMath>
+      <w:r>
+        <w:rPr>
+          <w:iCs/>
+          <w:i/>
+        </w:rPr>
+        <w:t xml:space="preserve"> </w:t>
+      </w:r>
+      <w:r>
+        <w:rPr>
+          <w:iCs/>
+          <w:i/>
+        </w:rPr>
+        <w:t xml:space="preserve">be estimated jointly, and under what conditions on the series length and numbers of units are they identifiable?</w:t>
       </w:r>
     </w:p>
     <w:p>
@@ -637,13 +3500,70 @@
           <w:bCs/>
           <w:b/>
         </w:rPr>
-        <w:t xml:space="preserve">What is known.</w:t>
-      </w:r>
-      <w:r>
-        <w:t xml:space="preserve"> </w:t>
-      </w:r>
-      <w:r>
-        <w:t xml:space="preserve">Andrews (1993) developed tests for a single break at an unknown date; Bai and Perron (1998) extended estimation and testing to multiple breaks; Bai (2010) estimated a common break date in panel data. Okui and Wang (2021) allowed breaks to differ across latent groups using grouped fixed effects and adaptive group fused lasso, and Lumsdaine, Okui and Wang (2023) allowed group membership itself to change at a break. Brilleman et al. (2017) fitted a Bayesian piecewise linear mixed model with a random change point at the individual level. I have not found a model with change points as random effects at several nested levels (this needs further confirmation).</w:t>
+        <w:t xml:space="preserve">Related work.</w:t>
+      </w:r>
+      <w:r>
+        <w:t xml:space="preserve"> </w:t>
+      </w:r>
+      <w:r>
+        <w:t xml:space="preserve"> </w:t>
+      </w:r>
+      <w:r>
+        <w:t xml:space="preserve">Bai and Perron (1998)</w:t>
+      </w:r>
+      <w:r>
+        <w:t xml:space="preserve"> </w:t>
+      </w:r>
+      <w:r>
+        <w:t xml:space="preserve">extended estimation and testing to multiple breaks;</w:t>
+      </w:r>
+      <w:r>
+        <w:t xml:space="preserve"> </w:t>
+      </w:r>
+      <w:r>
+        <w:t xml:space="preserve">Bai (2010)</w:t>
+      </w:r>
+      <w:r>
+        <w:t xml:space="preserve"> </w:t>
+      </w:r>
+      <w:r>
+        <w:t xml:space="preserve">estimated a common break date in panel data;</w:t>
+      </w:r>
+      <w:r>
+        <w:t xml:space="preserve"> </w:t>
+      </w:r>
+      <w:r>
+        <w:t xml:space="preserve">Okui and Wang (2021)</w:t>
+      </w:r>
+      <w:r>
+        <w:t xml:space="preserve"> </w:t>
+      </w:r>
+      <w:r>
+        <w:t xml:space="preserve">allowed breaks to differ across latent groups using grouped fixed effects and adaptive group fused lasso;</w:t>
+      </w:r>
+      <w:r>
+        <w:t xml:space="preserve"> </w:t>
+      </w:r>
+      <w:r>
+        <w:t xml:space="preserve">Lumsdaine, Okui, and Wang (2023)</w:t>
+      </w:r>
+      <w:r>
+        <w:t xml:space="preserve"> </w:t>
+      </w:r>
+      <w:r>
+        <w:t xml:space="preserve">allowed group membership itself to change at a break; and</w:t>
+      </w:r>
+      <w:r>
+        <w:t xml:space="preserve"> </w:t>
+      </w:r>
+      <w:r>
+        <w:t xml:space="preserve">Brilleman et al. (2017)</w:t>
+      </w:r>
+      <w:r>
+        <w:t xml:space="preserve"> </w:t>
+      </w:r>
+      <w:r>
+        <w:t xml:space="preserve">fitted a Bayesian piecewise linear mixed model with a random change point at the individual level. I have not found a model with change points as random effects at several nested levels; this needs further confirmation.</w:t>
       </w:r>
     </w:p>
     <w:p>
@@ -655,13 +3575,64 @@
           <w:bCs/>
           <w:b/>
         </w:rPr>
-        <w:t xml:space="preserve">Theory to learn and develop.</w:t>
-      </w:r>
-      <w:r>
-        <w:t xml:space="preserve"> </w:t>
-      </w:r>
-      <w:r>
-        <w:t xml:space="preserve">The non-standard likelihood of piecewise regression with an unknown break (a discrete break date and a non-smooth likelihood); asymptotic properties of break-date estimators; hierarchical Bayesian modelling with marginalisation over discrete break dates; MCMC estimation; identifiability with short monthly series; and the effects of autocorrelation and heteroscedasticity.</w:t>
+        <w:t xml:space="preserve">Theory to develop.</w:t>
+      </w:r>
+      <w:r>
+        <w:t xml:space="preserve">  The likelihood of </w:t>
+      </w:r>
+      <w:hyperlink w:anchor="eq:cp">
+        <w:r>
+          <w:rPr>
+            <w:rStyle w:val="Hyperlink"/>
+          </w:rPr>
+          <w:t xml:space="preserve">[eq:cp]</w:t>
+        </w:r>
+      </w:hyperlink>
+      <w:r>
+        <w:t xml:space="preserve">–</w:t>
+      </w:r>
+      <w:hyperlink w:anchor="eq:tau">
+        <w:r>
+          <w:rPr>
+            <w:rStyle w:val="Hyperlink"/>
+          </w:rPr>
+          <w:t xml:space="preserve">[eq:tau]</w:t>
+        </w:r>
+      </w:hyperlink>
+      <w:r>
+        <w:t xml:space="preserve"> </w:t>
+      </w:r>
+      <w:r>
+        <w:t xml:space="preserve">is non-smooth in the discrete break dates, so standard asymptotics do not apply. Estimation would be hierarchical Bayesian, marginalising over the discrete</w:t>
+      </w:r>
+      <w:r>
+        <w:t xml:space="preserve"> </w:t>
+      </w:r>
+      <m:oMath>
+        <m:sSub>
+          <m:e>
+            <m:r>
+              <m:t>τ</m:t>
+            </m:r>
+          </m:e>
+          <m:sub>
+            <m:r>
+              <m:t>j</m:t>
+            </m:r>
+            <m:r>
+              <m:t>k</m:t>
+            </m:r>
+            <m:r>
+              <m:t>l</m:t>
+            </m:r>
+          </m:sub>
+        </m:sSub>
+      </m:oMath>
+      <w:r>
+        <w:t xml:space="preserve"> </w:t>
+      </w:r>
+      <w:r>
+        <w:t xml:space="preserve">within MCMC, together with conditions for identifiability with short monthly series and the effects of autocorrelation and heteroscedasticity.</w:t>
       </w:r>
     </w:p>
     <w:p>
@@ -676,10 +3647,34 @@
         <w:t xml:space="preserve">Competing methods.</w:t>
       </w:r>
       <w:r>
-        <w:t xml:space="preserve"> </w:t>
-      </w:r>
-      <w:r>
-        <w:t xml:space="preserve">Separate Bai–Perron estimation for each ZIP code; a common-break panel estimator (Bai, 2010); grouped heterogeneous breaks (Okui and Wang, 2021); a single-level random change-point model (Brilleman et al., 2017).</w:t>
+        <w:t xml:space="preserve">  Bai–Perron estimation for each ZIP code separately; the common-break panel estimator of</w:t>
+      </w:r>
+      <w:r>
+        <w:t xml:space="preserve"> </w:t>
+      </w:r>
+      <w:r>
+        <w:t xml:space="preserve">Bai (2010)</w:t>
+      </w:r>
+      <w:r>
+        <w:t xml:space="preserve">; grouped heterogeneous breaks</w:t>
+      </w:r>
+      <w:r>
+        <w:t xml:space="preserve"> </w:t>
+      </w:r>
+      <w:r>
+        <w:t xml:space="preserve">(Okui and Wang 2021)</w:t>
+      </w:r>
+      <w:r>
+        <w:t xml:space="preserve">; a single-level random change point</w:t>
+      </w:r>
+      <w:r>
+        <w:t xml:space="preserve"> </w:t>
+      </w:r>
+      <w:r>
+        <w:t xml:space="preserve">(Brilleman et al. 2017)</w:t>
+      </w:r>
+      <w:r>
+        <w:t xml:space="preserve">.</w:t>
       </w:r>
     </w:p>
     <w:p>
@@ -691,13 +3686,21 @@
           <w:bCs/>
           <w:b/>
         </w:rPr>
-        <w:t xml:space="preserve">Simulation study.</w:t>
-      </w:r>
-      <w:r>
-        <w:t xml:space="preserve"> </w:t>
-      </w:r>
-      <w:r>
-        <w:t xml:space="preserve">Generate break dates hierarchically, varying the numbers of ZIP codes, counties and regions, series length, break size, the spread of break dates at each level, and the presence of autocorrelation and heteroscedasticity. Measure bias and RMSE of break dates, coverage of credible intervals, recovery of the level-specific timing variances, and performance relative to the competing methods.</w:t>
+        <w:t xml:space="preserve">Simulation.</w:t>
+      </w:r>
+      <w:r>
+        <w:t xml:space="preserve">  Break dates generated from </w:t>
+      </w:r>
+      <w:hyperlink w:anchor="eq:tau">
+        <w:r>
+          <w:rPr>
+            <w:rStyle w:val="Hyperlink"/>
+          </w:rPr>
+          <w:t xml:space="preserve">[eq:tau]</w:t>
+        </w:r>
+      </w:hyperlink>
+      <w:r>
+        <w:t xml:space="preserve">, varying the numbers of ZIP codes, counties and regions, series length, jump size, timing variances, and the presence of autocorrelation and heteroscedasticity. Outcomes: bias and RMSE of the break dates, coverage of credible intervals, recovery of the timing variances, and comparison with the competing methods.</w:t>
       </w:r>
     </w:p>
     <w:p>
@@ -712,10 +3715,16 @@
         <w:t xml:space="preserve">Opioid application.</w:t>
       </w:r>
       <w:r>
-        <w:t xml:space="preserve"> </w:t>
-      </w:r>
-      <w:r>
-        <w:t xml:space="preserve">The DEA moved hydrocodone combination products from Schedule III to Schedule II, effective 6 October 2014 (79 FR 49661). The model would estimate when each ZIP code’s hydrocodone supply shifted, how much the timing varies across ZIP codes, counties and regions, and whether rurality or income explains the timing. This requires data covering 2014, which I still need to confirm.</w:t>
+        <w:t xml:space="preserve">  Hydrocodone combination products moved from Schedule III to Schedule II on 6 October 2014</w:t>
+      </w:r>
+      <w:r>
+        <w:t xml:space="preserve"> </w:t>
+      </w:r>
+      <w:r>
+        <w:t xml:space="preserve">(Drug Enforcement Administration 2014)</w:t>
+      </w:r>
+      <w:r>
+        <w:t xml:space="preserve">. The model estimates when each ZIP code’s hydrocodone supply shifted, how much the timing varies across ZIP codes, counties and regions, and whether rurality or income explains the timing. This requires data covering 2014, which I still need to confirm.</w:t>
       </w:r>
     </w:p>
     <w:p>
@@ -730,19 +3739,56 @@
         <w:t xml:space="preserve">Key articles.</w:t>
       </w:r>
       <w:r>
-        <w:t xml:space="preserve"> </w:t>
-      </w:r>
-      <w:r>
-        <w:t xml:space="preserve">Bai and Perron (1998); Bai (2010); Okui and Wang (2021); Lumsdaine, Okui and Wang (2023); Brilleman, Howe, Wolfe and Tilling (2017).</w:t>
-      </w:r>
-    </w:p>
-    <w:p>
-      <w:r>
-        <w:br w:type="page"/>
+        <w:t xml:space="preserve"> </w:t>
+      </w:r>
+      <w:r>
+        <w:t xml:space="preserve"> </w:t>
+      </w:r>
+      <w:r>
+        <w:t xml:space="preserve">Bai and Perron (1998)</w:t>
+      </w:r>
+      <w:r>
+        <w:t xml:space="preserve">;</w:t>
+      </w:r>
+      <w:r>
+        <w:t xml:space="preserve"> </w:t>
+      </w:r>
+      <w:r>
+        <w:t xml:space="preserve">Bai (2010)</w:t>
+      </w:r>
+      <w:r>
+        <w:t xml:space="preserve">;</w:t>
+      </w:r>
+      <w:r>
+        <w:t xml:space="preserve"> </w:t>
+      </w:r>
+      <w:r>
+        <w:t xml:space="preserve">Okui and Wang (2021)</w:t>
+      </w:r>
+      <w:r>
+        <w:t xml:space="preserve">;</w:t>
+      </w:r>
+      <w:r>
+        <w:t xml:space="preserve"> </w:t>
+      </w:r>
+      <w:r>
+        <w:t xml:space="preserve">Lumsdaine, Okui, and Wang (2023)</w:t>
+      </w:r>
+      <w:r>
+        <w:t xml:space="preserve">;</w:t>
+      </w:r>
+      <w:r>
+        <w:t xml:space="preserve"> </w:t>
+      </w:r>
+      <w:r>
+        <w:t xml:space="preserve">Brilleman et al. (2017)</w:t>
+      </w:r>
+      <w:r>
+        <w:t xml:space="preserve">.</w:t>
       </w:r>
     </w:p>
     <w:bookmarkEnd w:id="21"/>
-    <w:bookmarkStart w:id="23" w:name="comparison-and-preferred-plan"/>
+    <w:bookmarkStart w:id="42" w:name="comparison-and-preferred-plan"/>
     <w:p>
       <w:pPr>
         <w:pStyle w:val="Heading1"/>
@@ -754,7 +3800,7 @@
     <w:tbl>
       <w:tblPr>
         <w:tblStyle w:val="Table"/>
-        <w:tblW w:type="pct" w:w="5000"/>
+        <w:tblW w:type="auto" w:w="0"/>
         <w:tblLook w:firstRow="1" w:lastRow="0" w:firstColumn="0" w:lastColumn="0" w:noHBand="0" w:noVBand="0" w:val="0020"/>
         <w:jc w:val="start"/>
       </w:tblPr>
@@ -783,7 +3829,11 @@
               <w:jc w:val="left"/>
             </w:pPr>
             <w:r>
-              <w:t xml:space="preserve">Direction 1: Multilevel BIC</w:t>
+              <w:rPr>
+                <w:bCs/>
+                <w:b/>
+              </w:rPr>
+              <w:t xml:space="preserve">Direction 1: multilevel BIC</w:t>
             </w:r>
           </w:p>
         </w:tc>
@@ -795,7 +3845,11 @@
               <w:jc w:val="left"/>
             </w:pPr>
             <w:r>
-              <w:t xml:space="preserve">Direction 2: Nested random change points</w:t>
+              <w:rPr>
+                <w:bCs/>
+                <w:b/>
+              </w:rPr>
+              <w:t xml:space="preserve">Direction 2: nested change points</w:t>
             </w:r>
           </w:p>
         </w:tc>
@@ -859,7 +3913,13 @@
               <w:jc w:val="left"/>
             </w:pPr>
             <w:r>
-              <w:t xml:space="preserve">Strong: stated as future work by Cho et al. (2024)</w:t>
+              <w:t xml:space="preserve">Strong: stated as future work by</w:t>
+            </w:r>
+            <w:r>
+              <w:t xml:space="preserve"> </w:t>
+            </w:r>
+            <w:r>
+              <w:t xml:space="preserve">Cho, Wu, and Naveiras (2024)</w:t>
             </w:r>
           </w:p>
         </w:tc>
@@ -872,6 +3932,44 @@
             </w:pPr>
             <w:r>
               <w:t xml:space="preserve">Moderate: no nested version found so far</w:t>
+            </w:r>
+          </w:p>
+        </w:tc>
+      </w:tr>
+      <w:tr>
+        <w:tc>
+          <w:tcPr/>
+          <w:p>
+            <w:pPr>
+              <w:pStyle w:val="Compact"/>
+              <w:jc w:val="left"/>
+            </w:pPr>
+            <w:r>
+              <w:t xml:space="preserve">Simulation cost</w:t>
+            </w:r>
+          </w:p>
+        </w:tc>
+        <w:tc>
+          <w:tcPr/>
+          <w:p>
+            <w:pPr>
+              <w:pStyle w:val="Compact"/>
+              <w:jc w:val="left"/>
+            </w:pPr>
+            <w:r>
+              <w:t xml:space="preserve">Fast (closed-form likelihood)</w:t>
+            </w:r>
+          </w:p>
+        </w:tc>
+        <w:tc>
+          <w:tcPr/>
+          <w:p>
+            <w:pPr>
+              <w:pStyle w:val="Compact"/>
+              <w:jc w:val="left"/>
+            </w:pPr>
+            <w:r>
+              <w:t xml:space="preserve">Slower (MCMC for every simulated data set)</w:t>
             </w:r>
           </w:p>
         </w:tc>
@@ -909,7 +4007,7 @@
               <w:jc w:val="left"/>
             </w:pPr>
             <w:r>
-              <w:t xml:space="preserve">Slow MCMC; identifiability with short series</w:t>
+              <w:t xml:space="preserve">Identifiability with short series</w:t>
             </w:r>
           </w:p>
         </w:tc>
@@ -935,7 +4033,7 @@
               <w:jc w:val="left"/>
             </w:pPr>
             <w:r>
-              <w:t xml:space="preserve">Balanced-case theory plus simulation of conjectured penalties</w:t>
+              <w:t xml:space="preserve">Balanced case plus simulation of conjectured penalties</w:t>
             </w:r>
           </w:p>
         </w:tc>
@@ -947,7 +4045,7 @@
               <w:jc w:val="left"/>
             </w:pPr>
             <w:r>
-              <w:t xml:space="preserve">Two-level model, or known-date model with random slopes</w:t>
+              <w:t xml:space="preserve">Two-level model, or known break date</w:t>
             </w:r>
           </w:p>
         </w:tc>
@@ -965,6 +4063,9 @@
         <w:t xml:space="preserve">Preferred plan: combine both directions around one statistical question.</w:t>
       </w:r>
       <w:r>
+        <w:t xml:space="preserve"> </w:t>
+      </w:r>
+      <w:r>
         <w:t xml:space="preserve"> </w:t>
       </w:r>
       <w:r>
@@ -981,20 +4082,30 @@
           <w:ilvl w:val="0"/>
           <w:numId w:val="1001"/>
         </w:numPr>
-        <w:pStyle w:val="Compact"/>
       </w:pPr>
       <w:r>
         <w:rPr>
           <w:bCs/>
           <w:b/>
         </w:rPr>
-        <w:t xml:space="preserve">Core: Direction 1.</w:t>
-      </w:r>
-      <w:r>
-        <w:t xml:space="preserve"> </w:t>
-      </w:r>
-      <w:r>
-        <w:t xml:space="preserve">Derive the BIC penalty for three- and four-level nested models, starting from the balanced case, and evaluate it by simulation against existing criteria. This is the main theoretical contribution.</w:t>
+        <w:t xml:space="preserve">Core (Direction 1).</w:t>
+      </w:r>
+      <w:r>
+        <w:t xml:space="preserve"> </w:t>
+      </w:r>
+      <w:r>
+        <w:t xml:space="preserve">Derive the BIC penalty for three- and four-level models, starting from </w:t>
+      </w:r>
+      <w:hyperlink w:anchor="eq:bic3">
+        <w:r>
+          <w:rPr>
+            <w:rStyle w:val="Hyperlink"/>
+          </w:rPr>
+          <w:t xml:space="preserve">[eq:bic3]</w:t>
+        </w:r>
+      </w:hyperlink>
+      <w:r>
+        <w:t xml:space="preserve">, and evaluate it by simulation against existing criteria.</w:t>
       </w:r>
     </w:p>
     <w:p>
@@ -1003,20 +4114,391 @@
           <w:ilvl w:val="0"/>
           <w:numId w:val="1001"/>
         </w:numPr>
-        <w:pStyle w:val="Compact"/>
       </w:pPr>
       <w:r>
         <w:rPr>
           <w:bCs/>
           <w:b/>
         </w:rPr>
-        <w:t xml:space="preserve">Connected extension: Direction 2.</w:t>
-      </w:r>
-      <w:r>
-        <w:t xml:space="preserve"> </w:t>
-      </w:r>
-      <w:r>
-        <w:t xml:space="preserve">Add the 6 October 2014 rescheduling as a change point in the same multilevel model. First with the known date and a random jump at each level: this is still a linear mixed model, so the new BIC decides at which levels the policy response varies, which requires extending the derivation from random intercepts to random slopes. Then, as time allows, unknown ZIP-specific break dates modelled as nested random effects.</w:t>
+        <w:t xml:space="preserve">Connected extension (Direction 2).</w:t>
+      </w:r>
+      <w:r>
+        <w:t xml:space="preserve"> </w:t>
+      </w:r>
+      <w:r>
+        <w:t xml:space="preserve">With the known date</w:t>
+      </w:r>
+      <w:r>
+        <w:t xml:space="preserve"> </w:t>
+      </w:r>
+      <m:oMath>
+        <m:sSub>
+          <m:e>
+            <m:r>
+              <m:t>D</m:t>
+            </m:r>
+          </m:e>
+          <m:sub>
+            <m:r>
+              <m:t>t</m:t>
+            </m:r>
+          </m:sub>
+        </m:sSub>
+        <m:r>
+          <m:rPr>
+            <m:sty m:val="p"/>
+          </m:rPr>
+          <m:t>=</m:t>
+        </m:r>
+        <m:r>
+          <m:rPr>
+            <m:sty m:val="b"/>
+          </m:rPr>
+          <m:t>1</m:t>
+        </m:r>
+        <m:r>
+          <m:rPr>
+            <m:sty m:val="p"/>
+          </m:rPr>
+          <m:t>{</m:t>
+        </m:r>
+        <m:r>
+          <m:t>t</m:t>
+        </m:r>
+        <m:r>
+          <m:rPr>
+            <m:sty m:val="p"/>
+          </m:rPr>
+          <m:t>≥</m:t>
+        </m:r>
+        <m:r>
+          <m:rPr>
+            <m:nor/>
+            <m:sty m:val="p"/>
+          </m:rPr>
+          <m:t>October 2014</m:t>
+        </m:r>
+        <m:r>
+          <m:rPr>
+            <m:sty m:val="p"/>
+          </m:rPr>
+          <m:t>}</m:t>
+        </m:r>
+      </m:oMath>
+      <w:r>
+        <w:t xml:space="preserve">, extend </w:t>
+      </w:r>
+      <w:hyperlink w:anchor="eq:model">
+        <w:r>
+          <w:rPr>
+            <w:rStyle w:val="Hyperlink"/>
+          </w:rPr>
+          <w:t xml:space="preserve">[eq:model]</w:t>
+        </w:r>
+      </w:hyperlink>
+      <w:r>
+        <w:t xml:space="preserve"> </w:t>
+      </w:r>
+      <w:r>
+        <w:t xml:space="preserve">with a nested random jump,</w:t>
+      </w:r>
+    </w:p>
+    <w:p>
+      <w:pPr>
+        <w:pStyle w:val="BodyText"/>
+      </w:pPr>
+      <m:oMathPara>
+        <m:oMathParaPr>
+          <m:jc m:val="center"/>
+        </m:oMathParaPr>
+        <m:oMath>
+          <m:sSub>
+            <m:e>
+              <m:r>
+                <m:t>y</m:t>
+              </m:r>
+            </m:e>
+            <m:sub>
+              <m:r>
+                <m:t>t</m:t>
+              </m:r>
+              <m:r>
+                <m:t>j</m:t>
+              </m:r>
+              <m:r>
+                <m:t>k</m:t>
+              </m:r>
+              <m:r>
+                <m:t>l</m:t>
+              </m:r>
+            </m:sub>
+          </m:sSub>
+          <m:r>
+            <m:rPr>
+              <m:sty m:val="p"/>
+            </m:rPr>
+            <m:t>=</m:t>
+          </m:r>
+          <m:sSubSup>
+            <m:e>
+              <m:r>
+                <m:rPr>
+                  <m:sty m:val="b"/>
+                </m:rPr>
+                <m:t>x</m:t>
+              </m:r>
+            </m:e>
+            <m:sub>
+              <m:r>
+                <m:t>t</m:t>
+              </m:r>
+              <m:r>
+                <m:t>j</m:t>
+              </m:r>
+              <m:r>
+                <m:t>k</m:t>
+              </m:r>
+              <m:r>
+                <m:t>l</m:t>
+              </m:r>
+            </m:sub>
+            <m:sup>
+              <m:r>
+                <m:rPr>
+                  <m:sty m:val="p"/>
+                </m:rPr>
+                <m:t>⊤</m:t>
+              </m:r>
+            </m:sup>
+          </m:sSubSup>
+          <m:r>
+            <m:rPr>
+              <m:sty m:val="b"/>
+            </m:rPr>
+            <m:t>β</m:t>
+          </m:r>
+          <m:r>
+            <m:rPr>
+              <m:sty m:val="p"/>
+            </m:rPr>
+            <m:t>+</m:t>
+          </m:r>
+          <m:sSub>
+            <m:e>
+              <m:r>
+                <m:t>v</m:t>
+              </m:r>
+            </m:e>
+            <m:sub>
+              <m:r>
+                <m:t>l</m:t>
+              </m:r>
+            </m:sub>
+          </m:sSub>
+          <m:r>
+            <m:rPr>
+              <m:sty m:val="p"/>
+            </m:rPr>
+            <m:t>+</m:t>
+          </m:r>
+          <m:sSub>
+            <m:e>
+              <m:r>
+                <m:t>u</m:t>
+              </m:r>
+            </m:e>
+            <m:sub>
+              <m:r>
+                <m:t>k</m:t>
+              </m:r>
+              <m:r>
+                <m:t>l</m:t>
+              </m:r>
+            </m:sub>
+          </m:sSub>
+          <m:r>
+            <m:rPr>
+              <m:sty m:val="p"/>
+            </m:rPr>
+            <m:t>+</m:t>
+          </m:r>
+          <m:sSub>
+            <m:e>
+              <m:r>
+                <m:t>w</m:t>
+              </m:r>
+            </m:e>
+            <m:sub>
+              <m:r>
+                <m:t>j</m:t>
+              </m:r>
+              <m:r>
+                <m:t>k</m:t>
+              </m:r>
+              <m:r>
+                <m:t>l</m:t>
+              </m:r>
+            </m:sub>
+          </m:sSub>
+          <m:r>
+            <m:rPr>
+              <m:sty m:val="p"/>
+            </m:rPr>
+            <m:t>+</m:t>
+          </m:r>
+          <m:d>
+            <m:dPr>
+              <m:begChr m:val="("/>
+              <m:endChr m:val=")"/>
+              <m:sepChr m:val=""/>
+              <m:grow/>
+            </m:dPr>
+            <m:e>
+              <m:sSub>
+                <m:e>
+                  <m:r>
+                    <m:t>δ</m:t>
+                  </m:r>
+                </m:e>
+                <m:sub>
+                  <m:r>
+                    <m:t>0</m:t>
+                  </m:r>
+                </m:sub>
+              </m:sSub>
+              <m:r>
+                <m:rPr>
+                  <m:sty m:val="p"/>
+                </m:rPr>
+                <m:t>+</m:t>
+              </m:r>
+              <m:sSub>
+                <m:e>
+                  <m:r>
+                    <m:t>δ</m:t>
+                  </m:r>
+                </m:e>
+                <m:sub>
+                  <m:r>
+                    <m:t>l</m:t>
+                  </m:r>
+                </m:sub>
+              </m:sSub>
+              <m:r>
+                <m:rPr>
+                  <m:sty m:val="p"/>
+                </m:rPr>
+                <m:t>+</m:t>
+              </m:r>
+              <m:sSub>
+                <m:e>
+                  <m:r>
+                    <m:t>δ</m:t>
+                  </m:r>
+                </m:e>
+                <m:sub>
+                  <m:r>
+                    <m:t>k</m:t>
+                  </m:r>
+                  <m:r>
+                    <m:t>l</m:t>
+                  </m:r>
+                </m:sub>
+              </m:sSub>
+              <m:r>
+                <m:rPr>
+                  <m:sty m:val="p"/>
+                </m:rPr>
+                <m:t>+</m:t>
+              </m:r>
+              <m:sSub>
+                <m:e>
+                  <m:r>
+                    <m:t>δ</m:t>
+                  </m:r>
+                </m:e>
+                <m:sub>
+                  <m:r>
+                    <m:t>j</m:t>
+                  </m:r>
+                  <m:r>
+                    <m:t>k</m:t>
+                  </m:r>
+                  <m:r>
+                    <m:t>l</m:t>
+                  </m:r>
+                </m:sub>
+              </m:sSub>
+            </m:e>
+          </m:d>
+          <m:sSub>
+            <m:e>
+              <m:r>
+                <m:t>D</m:t>
+              </m:r>
+            </m:e>
+            <m:sub>
+              <m:r>
+                <m:t>t</m:t>
+              </m:r>
+            </m:sub>
+          </m:sSub>
+          <m:r>
+            <m:rPr>
+              <m:sty m:val="p"/>
+            </m:rPr>
+            <m:t>+</m:t>
+          </m:r>
+          <m:sSub>
+            <m:e>
+              <m:r>
+                <m:t>ε</m:t>
+              </m:r>
+            </m:e>
+            <m:sub>
+              <m:r>
+                <m:t>t</m:t>
+              </m:r>
+              <m:r>
+                <m:t>j</m:t>
+              </m:r>
+              <m:r>
+                <m:t>k</m:t>
+              </m:r>
+              <m:r>
+                <m:t>l</m:t>
+              </m:r>
+            </m:sub>
+          </m:sSub>
+          <m:r>
+            <m:rPr>
+              <m:sty m:val="p"/>
+            </m:rPr>
+            <m:t>.</m:t>
+          </m:r>
+        </m:oMath>
+      </m:oMathPara>
+    </w:p>
+    <w:p>
+      <w:pPr>
+        <w:numPr>
+          <w:ilvl w:val="0"/>
+          <w:numId w:val="1000"/>
+        </w:numPr>
+      </w:pPr>
+      <w:r>
+        <w:t xml:space="preserve">This is still a linear mixed model, so the new BIC (extended from random intercepts to random slopes) decides at which levels the policy response varies. As time allows, the known date is replaced by the nested random break dates of </w:t>
+      </w:r>
+      <w:hyperlink w:anchor="eq:tau">
+        <w:r>
+          <w:rPr>
+            <w:rStyle w:val="Hyperlink"/>
+          </w:rPr>
+          <w:t xml:space="preserve">[eq:tau]</w:t>
+        </w:r>
+      </w:hyperlink>
+      <w:r>
+        <w:t xml:space="preserve">.</w:t>
       </w:r>
     </w:p>
     <w:p>
@@ -1028,13 +4510,10 @@
           <w:bCs/>
           <w:b/>
         </w:rPr>
-        <w:t xml:space="preserve">Why together:</w:t>
-      </w:r>
-      <w:r>
-        <w:t xml:space="preserve"> </w:t>
-      </w:r>
-      <w:r>
-        <w:t xml:space="preserve">both use the same nested data, mixed-model theory and simulation framework; Direction 1 provides the selection tool and Direction 2 the substantive question, so the thesis stays one methodological theme.</w:t>
+        <w:t xml:space="preserve">Why together.</w:t>
+      </w:r>
+      <w:r>
+        <w:t xml:space="preserve">  Both directions use the same nested data, mixed-model theory and simulation framework: Direction 1 provides the selection tool and Direction 2 the substantive question, so the thesis remains one methodological theme.</w:t>
       </w:r>
       <w:r>
         <w:t xml:space="preserve"> </w:t>
@@ -1044,13 +4523,24 @@
           <w:bCs/>
           <w:b/>
         </w:rPr>
-        <w:t xml:space="preserve">Scope control:</w:t>
-      </w:r>
-      <w:r>
-        <w:t xml:space="preserve"> </w:t>
-      </w:r>
-      <w:r>
-        <w:t xml:space="preserve">Direction 1 is the guaranteed core, and the unknown-date model has a known-date fallback, so the thesis is complete even if the extension is not finished.</w:t>
+        <w:t xml:space="preserve">Scope control.</w:t>
+      </w:r>
+      <w:r>
+        <w:t xml:space="preserve">  Direction 1 is the guaranteed core, and model </w:t>
+      </w:r>
+      <w:hyperlink w:anchor="eq:combined">
+        <w:r>
+          <w:rPr>
+            <w:rStyle w:val="Hyperlink"/>
+          </w:rPr>
+          <w:t xml:space="preserve">[eq:combined]</w:t>
+        </w:r>
+      </w:hyperlink>
+      <w:r>
+        <w:t xml:space="preserve"> </w:t>
+      </w:r>
+      <w:r>
+        <w:t xml:space="preserve">with a known date is the fallback for the extension, so the thesis is complete even if the unknown-date model is not finished.</w:t>
       </w:r>
     </w:p>
     <w:p>
@@ -1062,13 +4552,19 @@
           <w:bCs/>
           <w:b/>
         </w:rPr>
-        <w:t xml:space="preserve">Next steps if you agree:</w:t>
-      </w:r>
-      <w:r>
-        <w:t xml:space="preserve"> </w:t>
-      </w:r>
-      <w:r>
-        <w:t xml:space="preserve">read the key articles in full, reproduce the two-level result of Cho et al. (2024), confirm that the data cover 2014, and then revise the thesis outline around this theme.</w:t>
+        <w:t xml:space="preserve">Next steps if you agree.</w:t>
+      </w:r>
+      <w:r>
+        <w:t xml:space="preserve">  Read the key articles in full, reproduce the two-level result of</w:t>
+      </w:r>
+      <w:r>
+        <w:t xml:space="preserve"> </w:t>
+      </w:r>
+      <w:r>
+        <w:t xml:space="preserve">Cho, Wu, and Naveiras (2024)</w:t>
+      </w:r>
+      <w:r>
+        <w:t xml:space="preserve">, confirm that the data cover 2014, and revise the thesis outline around this theme.</w:t>
       </w:r>
     </w:p>
     <w:p>
@@ -1080,407 +4576,582 @@
           <w:iCs/>
           <w:i/>
         </w:rPr>
-        <w:t xml:space="preserve">Open-question statements reflect my literature search to October 2026 and will be confirmed by forward-citation search.</w:t>
+        <w:t xml:space="preserve">Statements that a question is open reflect my literature search to October 2026 and will be confirmed by a forward-citation search.</w:t>
       </w:r>
     </w:p>
-    <w:bookmarkStart w:id="22" w:name="references"/>
+    <w:bookmarkStart w:id="41" w:name="refs"/>
+    <w:bookmarkStart w:id="22" w:name="ref-andrews1993"/>
     <w:p>
       <w:pPr>
-        <w:pStyle w:val="Heading2"/>
-      </w:pPr>
-      <w:r>
-        <w:t xml:space="preserve">References</w:t>
-      </w:r>
-    </w:p>
-    <w:p>
-      <w:pPr>
-        <w:pStyle w:val="FirstParagraph"/>
-        <w:spacing w:after="40"/>
-      </w:pPr>
-      <w:r>
-        <w:rPr>
-          <w:sz w:val="17"/>
-        </w:rPr>
-        <w:t xml:space="preserve">Andrews, D. W. K. (1993). Tests for parameter instability and structural change with unknown change point.</w:t>
-      </w:r>
-      <w:r>
-        <w:rPr>
-          <w:sz w:val="17"/>
-        </w:rPr>
+        <w:pStyle w:val="Bibliography"/>
+      </w:pPr>
+      <w:r>
+        <w:t xml:space="preserve">Andrews, Donald W. K. 1993.</w:t>
+      </w:r>
+      <w:r>
+        <w:t xml:space="preserve"> </w:t>
+      </w:r>
+      <w:r>
+        <w:t xml:space="preserve">“Tests for Parameter Instability and Structural Change with Unknown Change Point.”</w:t>
+      </w:r>
+      <w:r>
         <w:t xml:space="preserve"> </w:t>
       </w:r>
       <w:r>
         <w:rPr>
           <w:iCs/>
           <w:i/>
-          <w:sz w:val="17"/>
         </w:rPr>
         <w:t xml:space="preserve">Econometrica</w:t>
       </w:r>
       <w:r>
-        <w:rPr>
-          <w:sz w:val="17"/>
-        </w:rPr>
-        <w:t xml:space="preserve">, 61(4), 821–856.</w:t>
+        <w:t xml:space="preserve"> </w:t>
+      </w:r>
+      <w:r>
+        <w:t xml:space="preserve">61 (4): 821–56.</w:t>
       </w:r>
     </w:p>
+    <w:bookmarkEnd w:id="22"/>
+    <w:bookmarkStart w:id="23" w:name="ref-bai2010"/>
     <w:p>
       <w:pPr>
-        <w:pStyle w:val="BodyText"/>
-        <w:spacing w:after="40"/>
-      </w:pPr>
-      <w:r>
-        <w:rPr>
-          <w:sz w:val="17"/>
-        </w:rPr>
-        <w:t xml:space="preserve">Bai, J. (2010). Common breaks in means and variances for panel data.</w:t>
-      </w:r>
-      <w:r>
-        <w:rPr>
-          <w:sz w:val="17"/>
-        </w:rPr>
+        <w:pStyle w:val="Bibliography"/>
+      </w:pPr>
+      <w:r>
+        <w:t xml:space="preserve">Bai, Jushan. 2010.</w:t>
+      </w:r>
+      <w:r>
+        <w:t xml:space="preserve"> </w:t>
+      </w:r>
+      <w:r>
+        <w:t xml:space="preserve">“Common Breaks in Means and Variances for Panel Data.”</w:t>
+      </w:r>
+      <w:r>
         <w:t xml:space="preserve"> </w:t>
       </w:r>
       <w:r>
         <w:rPr>
           <w:iCs/>
           <w:i/>
-          <w:sz w:val="17"/>
         </w:rPr>
         <w:t xml:space="preserve">Journal of Econometrics</w:t>
       </w:r>
       <w:r>
-        <w:rPr>
-          <w:sz w:val="17"/>
-        </w:rPr>
-        <w:t xml:space="preserve">, 157(1), 78–92.</w:t>
+        <w:t xml:space="preserve"> </w:t>
+      </w:r>
+      <w:r>
+        <w:t xml:space="preserve">157 (1): 78–92.</w:t>
       </w:r>
     </w:p>
+    <w:bookmarkEnd w:id="23"/>
+    <w:bookmarkStart w:id="24" w:name="ref-baiperron1998"/>
     <w:p>
       <w:pPr>
-        <w:pStyle w:val="BodyText"/>
-        <w:spacing w:after="40"/>
-      </w:pPr>
-      <w:r>
-        <w:rPr>
-          <w:sz w:val="17"/>
-        </w:rPr>
-        <w:t xml:space="preserve">Bai, J., &amp; Perron, P. (1998). Estimating and testing linear models with multiple structural changes.</w:t>
-      </w:r>
-      <w:r>
-        <w:rPr>
-          <w:sz w:val="17"/>
-        </w:rPr>
+        <w:pStyle w:val="Bibliography"/>
+      </w:pPr>
+      <w:r>
+        <w:t xml:space="preserve">Bai, Jushan, and Pierre Perron. 1998.</w:t>
+      </w:r>
+      <w:r>
+        <w:t xml:space="preserve"> </w:t>
+      </w:r>
+      <w:r>
+        <w:t xml:space="preserve">“Estimating and Testing Linear Models with Multiple Structural Changes.”</w:t>
+      </w:r>
+      <w:r>
         <w:t xml:space="preserve"> </w:t>
       </w:r>
       <w:r>
         <w:rPr>
           <w:iCs/>
           <w:i/>
-          <w:sz w:val="17"/>
         </w:rPr>
         <w:t xml:space="preserve">Econometrica</w:t>
       </w:r>
       <w:r>
-        <w:rPr>
-          <w:sz w:val="17"/>
-        </w:rPr>
-        <w:t xml:space="preserve">, 66(1), 47–78.</w:t>
+        <w:t xml:space="preserve"> </w:t>
+      </w:r>
+      <w:r>
+        <w:t xml:space="preserve">66 (1): 47–78.</w:t>
       </w:r>
     </w:p>
+    <w:bookmarkEnd w:id="24"/>
+    <w:bookmarkStart w:id="26" w:name="ref-brilleman2017"/>
     <w:p>
       <w:pPr>
-        <w:pStyle w:val="BodyText"/>
-        <w:spacing w:after="40"/>
-      </w:pPr>
-      <w:r>
-        <w:rPr>
-          <w:sz w:val="17"/>
-        </w:rPr>
-        <w:t xml:space="preserve">Brilleman, S. L., Howe, L. D., Wolfe, R., &amp; Tilling, K. (2017). Bayesian piecewise linear mixed models with a random change point: An application to BMI rebound in childhood.</w:t>
-      </w:r>
-      <w:r>
-        <w:rPr>
-          <w:sz w:val="17"/>
-        </w:rPr>
+        <w:pStyle w:val="Bibliography"/>
+      </w:pPr>
+      <w:r>
+        <w:t xml:space="preserve">Brilleman, Samuel L., Laura D. Howe, Rory Wolfe, and Kate Tilling. 2017.</w:t>
+      </w:r>
+      <w:r>
+        <w:t xml:space="preserve"> </w:t>
+      </w:r>
+      <w:r>
+        <w:t xml:space="preserve">“Bayesian Piecewise Linear Mixed Models with a Random Change Point: An Application to</w:t>
+      </w:r>
+      <w:r>
+        <w:t xml:space="preserve"> </w:t>
+      </w:r>
+      <w:r>
+        <w:t xml:space="preserve">BMI</w:t>
+      </w:r>
+      <w:r>
+        <w:t xml:space="preserve"> </w:t>
+      </w:r>
+      <w:r>
+        <w:t xml:space="preserve">Rebound in Childhood.”</w:t>
+      </w:r>
+      <w:r>
         <w:t xml:space="preserve"> </w:t>
       </w:r>
       <w:r>
         <w:rPr>
           <w:iCs/>
           <w:i/>
-          <w:sz w:val="17"/>
         </w:rPr>
         <w:t xml:space="preserve">Epidemiology</w:t>
       </w:r>
       <w:r>
-        <w:rPr>
-          <w:sz w:val="17"/>
-        </w:rPr>
-        <w:t xml:space="preserve">, 28(6), 827–833. https://doi.org/10.1097/EDE.0000000000000723</w:t>
+        <w:t xml:space="preserve"> </w:t>
+      </w:r>
+      <w:r>
+        <w:t xml:space="preserve">28 (6): 827–33.</w:t>
+      </w:r>
+      <w:r>
+        <w:t xml:space="preserve"> </w:t>
+      </w:r>
+      <w:hyperlink r:id="rId25">
+        <w:r>
+          <w:rPr>
+            <w:rStyle w:val="Hyperlink"/>
+          </w:rPr>
+          <w:t xml:space="preserve">https://doi.org/10.1097/EDE.0000000000000723</w:t>
+        </w:r>
+      </w:hyperlink>
+      <w:r>
+        <w:t xml:space="preserve">.</w:t>
       </w:r>
     </w:p>
+    <w:bookmarkEnd w:id="26"/>
+    <w:bookmarkStart w:id="28" w:name="ref-cho2024"/>
     <w:p>
       <w:pPr>
-        <w:pStyle w:val="BodyText"/>
-        <w:spacing w:after="40"/>
-      </w:pPr>
-      <w:r>
-        <w:rPr>
-          <w:sz w:val="17"/>
-        </w:rPr>
-        <w:t xml:space="preserve">Cho, S.-J., Wu, H., &amp; Naveiras, M. (2024). The effective sample size in Bayesian information criterion for level-specific fixed and random-effect selection in a two-level nested model.</w:t>
-      </w:r>
-      <w:r>
-        <w:rPr>
-          <w:sz w:val="17"/>
-        </w:rPr>
+        <w:pStyle w:val="Bibliography"/>
+      </w:pPr>
+      <w:r>
+        <w:t xml:space="preserve">Cho, Sun-Joo, Hao Wu, and Matthew Naveiras. 2024.</w:t>
+      </w:r>
+      <w:r>
+        <w:t xml:space="preserve"> </w:t>
+      </w:r>
+      <w:r>
+        <w:t xml:space="preserve">“The Effective Sample Size in</w:t>
+      </w:r>
+      <w:r>
+        <w:t xml:space="preserve"> </w:t>
+      </w:r>
+      <w:r>
+        <w:t xml:space="preserve">B</w:t>
+      </w:r>
+      <w:r>
+        <w:t xml:space="preserve">ayesian Information Criterion for Level-Specific Fixed and Random-Effect Selection in a Two-Level Nested Model.”</w:t>
+      </w:r>
+      <w:r>
         <w:t xml:space="preserve"> </w:t>
       </w:r>
       <w:r>
         <w:rPr>
           <w:iCs/>
           <w:i/>
-          <w:sz w:val="17"/>
         </w:rPr>
         <w:t xml:space="preserve">British Journal of Mathematical and Statistical Psychology</w:t>
       </w:r>
       <w:r>
-        <w:rPr>
-          <w:sz w:val="17"/>
-        </w:rPr>
-        <w:t xml:space="preserve">, 77, 289–315. https://doi.org/10.1111/bmsp.12327</w:t>
+        <w:t xml:space="preserve"> </w:t>
+      </w:r>
+      <w:r>
+        <w:t xml:space="preserve">77: 289–315.</w:t>
+      </w:r>
+      <w:r>
+        <w:t xml:space="preserve"> </w:t>
+      </w:r>
+      <w:hyperlink r:id="rId27">
+        <w:r>
+          <w:rPr>
+            <w:rStyle w:val="Hyperlink"/>
+          </w:rPr>
+          <w:t xml:space="preserve">https://doi.org/10.1111/bmsp.12327</w:t>
+        </w:r>
+      </w:hyperlink>
+      <w:r>
+        <w:t xml:space="preserve">.</w:t>
       </w:r>
     </w:p>
+    <w:bookmarkEnd w:id="28"/>
+    <w:bookmarkStart w:id="30" w:name="ref-delattre2014"/>
     <w:p>
       <w:pPr>
-        <w:pStyle w:val="BodyText"/>
-        <w:spacing w:after="40"/>
-      </w:pPr>
-      <w:r>
-        <w:rPr>
-          <w:sz w:val="17"/>
-        </w:rPr>
-        <w:t xml:space="preserve">Delattre, M., Lavielle, M., &amp; Poursat, M.-A. (2014). A note on BIC in mixed-effects models.</w:t>
-      </w:r>
-      <w:r>
-        <w:rPr>
-          <w:sz w:val="17"/>
-        </w:rPr>
+        <w:pStyle w:val="Bibliography"/>
+      </w:pPr>
+      <w:r>
+        <w:t xml:space="preserve">Delattre, Maud, Marc Lavielle, and Marie-Anne Poursat. 2014.</w:t>
+      </w:r>
+      <w:r>
+        <w:t xml:space="preserve"> </w:t>
+      </w:r>
+      <w:r>
+        <w:t xml:space="preserve">“A Note on</w:t>
+      </w:r>
+      <w:r>
+        <w:t xml:space="preserve"> </w:t>
+      </w:r>
+      <w:r>
+        <w:t xml:space="preserve">BIC</w:t>
+      </w:r>
+      <w:r>
+        <w:t xml:space="preserve"> </w:t>
+      </w:r>
+      <w:r>
+        <w:t xml:space="preserve">in Mixed-Effects Models.”</w:t>
+      </w:r>
+      <w:r>
         <w:t xml:space="preserve"> </w:t>
       </w:r>
       <w:r>
         <w:rPr>
           <w:iCs/>
           <w:i/>
-          <w:sz w:val="17"/>
         </w:rPr>
         <w:t xml:space="preserve">Electronic Journal of Statistics</w:t>
       </w:r>
       <w:r>
-        <w:rPr>
-          <w:sz w:val="17"/>
-        </w:rPr>
-        <w:t xml:space="preserve">, 8(1), 456–475. https://doi.org/10.1214/14-EJS890</w:t>
+        <w:t xml:space="preserve"> </w:t>
+      </w:r>
+      <w:r>
+        <w:t xml:space="preserve">8 (1): 456–75.</w:t>
+      </w:r>
+      <w:r>
+        <w:t xml:space="preserve"> </w:t>
+      </w:r>
+      <w:hyperlink r:id="rId29">
+        <w:r>
+          <w:rPr>
+            <w:rStyle w:val="Hyperlink"/>
+          </w:rPr>
+          <w:t xml:space="preserve">https://doi.org/10.1214/14-EJS890</w:t>
+        </w:r>
+      </w:hyperlink>
+      <w:r>
+        <w:t xml:space="preserve">.</w:t>
       </w:r>
     </w:p>
+    <w:bookmarkEnd w:id="30"/>
+    <w:bookmarkStart w:id="31" w:name="ref-dea2014"/>
     <w:p>
       <w:pPr>
-        <w:pStyle w:val="BodyText"/>
-        <w:spacing w:after="40"/>
-      </w:pPr>
-      <w:r>
-        <w:rPr>
-          <w:sz w:val="17"/>
-        </w:rPr>
-        <w:t xml:space="preserve">Drug Enforcement Administration. (2014). Schedules of controlled substances: Rescheduling of hydrocodone combination products from Schedule III to Schedule II.</w:t>
-      </w:r>
-      <w:r>
-        <w:rPr>
-          <w:sz w:val="17"/>
-        </w:rPr>
+        <w:pStyle w:val="Bibliography"/>
+      </w:pPr>
+      <w:r>
+        <w:t xml:space="preserve">Drug Enforcement Administration. 2014.</w:t>
+      </w:r>
+      <w:r>
+        <w:t xml:space="preserve"> </w:t>
+      </w:r>
+      <w:r>
+        <w:t xml:space="preserve">“Schedules of Controlled Substances: Rescheduling of Hydrocodone Combination Products from</w:t>
+      </w:r>
+      <w:r>
+        <w:t xml:space="preserve"> </w:t>
+      </w:r>
+      <w:r>
+        <w:t xml:space="preserve">Schedule III</w:t>
+      </w:r>
+      <w:r>
+        <w:t xml:space="preserve"> </w:t>
+      </w:r>
+      <w:r>
+        <w:t xml:space="preserve">to</w:t>
+      </w:r>
+      <w:r>
+        <w:t xml:space="preserve"> </w:t>
+      </w:r>
+      <w:r>
+        <w:t xml:space="preserve">Schedule II</w:t>
+      </w:r>
+      <w:r>
+        <w:t xml:space="preserve">.”</w:t>
+      </w:r>
+      <w:r>
         <w:t xml:space="preserve"> </w:t>
       </w:r>
       <w:r>
         <w:rPr>
           <w:iCs/>
           <w:i/>
-          <w:sz w:val="17"/>
         </w:rPr>
         <w:t xml:space="preserve">Federal Register</w:t>
       </w:r>
       <w:r>
-        <w:rPr>
-          <w:sz w:val="17"/>
-        </w:rPr>
-        <w:t xml:space="preserve">, 79(163), 49661.</w:t>
+        <w:t xml:space="preserve"> </w:t>
+      </w:r>
+      <w:r>
+        <w:t xml:space="preserve">79 (163): 49661.</w:t>
       </w:r>
     </w:p>
+    <w:bookmarkEnd w:id="31"/>
+    <w:bookmarkStart w:id="33" w:name="ref-greven2010"/>
     <w:p>
       <w:pPr>
-        <w:pStyle w:val="BodyText"/>
-        <w:spacing w:after="40"/>
-      </w:pPr>
-      <w:r>
-        <w:rPr>
-          <w:sz w:val="17"/>
-        </w:rPr>
-        <w:t xml:space="preserve">Greven, S., &amp; Kneib, T. (2010). On the behaviour of marginal and conditional AIC in linear mixed models.</w:t>
-      </w:r>
-      <w:r>
-        <w:rPr>
-          <w:sz w:val="17"/>
-        </w:rPr>
+        <w:pStyle w:val="Bibliography"/>
+      </w:pPr>
+      <w:r>
+        <w:t xml:space="preserve">Greven, Sonja, and Thomas Kneib. 2010.</w:t>
+      </w:r>
+      <w:r>
+        <w:t xml:space="preserve"> </w:t>
+      </w:r>
+      <w:r>
+        <w:t xml:space="preserve">“On the Behaviour of Marginal and Conditional</w:t>
+      </w:r>
+      <w:r>
+        <w:t xml:space="preserve"> </w:t>
+      </w:r>
+      <w:r>
+        <w:t xml:space="preserve">AIC</w:t>
+      </w:r>
+      <w:r>
+        <w:t xml:space="preserve"> </w:t>
+      </w:r>
+      <w:r>
+        <w:t xml:space="preserve">in Linear Mixed Models.”</w:t>
+      </w:r>
+      <w:r>
         <w:t xml:space="preserve"> </w:t>
       </w:r>
       <w:r>
         <w:rPr>
           <w:iCs/>
           <w:i/>
-          <w:sz w:val="17"/>
         </w:rPr>
         <w:t xml:space="preserve">Biometrika</w:t>
       </w:r>
       <w:r>
-        <w:rPr>
-          <w:sz w:val="17"/>
-        </w:rPr>
-        <w:t xml:space="preserve">, 97(4), 773–789. https://doi.org/10.1093/biomet/asq042</w:t>
+        <w:t xml:space="preserve"> </w:t>
+      </w:r>
+      <w:r>
+        <w:t xml:space="preserve">97 (4): 773–89.</w:t>
+      </w:r>
+      <w:r>
+        <w:t xml:space="preserve"> </w:t>
+      </w:r>
+      <w:hyperlink r:id="rId32">
+        <w:r>
+          <w:rPr>
+            <w:rStyle w:val="Hyperlink"/>
+          </w:rPr>
+          <w:t xml:space="preserve">https://doi.org/10.1093/biomet/asq042</w:t>
+        </w:r>
+      </w:hyperlink>
+      <w:r>
+        <w:t xml:space="preserve">.</w:t>
       </w:r>
     </w:p>
+    <w:bookmarkEnd w:id="33"/>
+    <w:bookmarkStart w:id="35" w:name="ref-jones2011"/>
     <w:p>
       <w:pPr>
-        <w:pStyle w:val="BodyText"/>
-        <w:spacing w:after="40"/>
-      </w:pPr>
-      <w:r>
-        <w:rPr>
-          <w:sz w:val="17"/>
-        </w:rPr>
-        <w:t xml:space="preserve">Jones, R. H. (2011). Bayesian information criterion for longitudinal and clustered data.</w:t>
-      </w:r>
-      <w:r>
-        <w:rPr>
-          <w:sz w:val="17"/>
-        </w:rPr>
+        <w:pStyle w:val="Bibliography"/>
+      </w:pPr>
+      <w:r>
+        <w:t xml:space="preserve">Jones, Richard H. 2011.</w:t>
+      </w:r>
+      <w:r>
+        <w:t xml:space="preserve"> </w:t>
+      </w:r>
+      <w:r>
+        <w:t xml:space="preserve">“</w:t>
+      </w:r>
+      <w:r>
+        <w:t xml:space="preserve">B</w:t>
+      </w:r>
+      <w:r>
+        <w:t xml:space="preserve">ayesian Information Criterion for Longitudinal and Clustered Data.”</w:t>
+      </w:r>
+      <w:r>
         <w:t xml:space="preserve"> </w:t>
       </w:r>
       <w:r>
         <w:rPr>
           <w:iCs/>
           <w:i/>
-          <w:sz w:val="17"/>
         </w:rPr>
         <w:t xml:space="preserve">Statistics in Medicine</w:t>
       </w:r>
       <w:r>
-        <w:rPr>
-          <w:sz w:val="17"/>
-        </w:rPr>
-        <w:t xml:space="preserve">, 30, 3050–3056. https://doi.org/10.1002/sim.4323</w:t>
+        <w:t xml:space="preserve"> </w:t>
+      </w:r>
+      <w:r>
+        <w:t xml:space="preserve">30: 3050–56.</w:t>
+      </w:r>
+      <w:r>
+        <w:t xml:space="preserve"> </w:t>
+      </w:r>
+      <w:hyperlink r:id="rId34">
+        <w:r>
+          <w:rPr>
+            <w:rStyle w:val="Hyperlink"/>
+          </w:rPr>
+          <w:t xml:space="preserve">https://doi.org/10.1002/sim.4323</w:t>
+        </w:r>
+      </w:hyperlink>
+      <w:r>
+        <w:t xml:space="preserve">.</w:t>
       </w:r>
     </w:p>
+    <w:bookmarkEnd w:id="35"/>
+    <w:bookmarkStart w:id="37" w:name="ref-lorah2019"/>
     <w:p>
       <w:pPr>
-        <w:pStyle w:val="BodyText"/>
-        <w:spacing w:after="40"/>
-      </w:pPr>
-      <w:r>
-        <w:rPr>
-          <w:sz w:val="17"/>
-        </w:rPr>
-        <w:t xml:space="preserve">Lorah, J., &amp; Womack, A. (2019). Value of sample size for computation of the Bayesian information criterion (BIC) in multilevel modeling.</w:t>
-      </w:r>
-      <w:r>
-        <w:rPr>
-          <w:sz w:val="17"/>
-        </w:rPr>
+        <w:pStyle w:val="Bibliography"/>
+      </w:pPr>
+      <w:r>
+        <w:t xml:space="preserve">Lorah, J., and A. Womack. 2019.</w:t>
+      </w:r>
+      <w:r>
+        <w:t xml:space="preserve"> </w:t>
+      </w:r>
+      <w:r>
+        <w:t xml:space="preserve">“Value of Sample Size for Computation of the</w:t>
+      </w:r>
+      <w:r>
+        <w:t xml:space="preserve"> </w:t>
+      </w:r>
+      <w:r>
+        <w:t xml:space="preserve">B</w:t>
+      </w:r>
+      <w:r>
+        <w:t xml:space="preserve">ayesian Information Criterion (</w:t>
+      </w:r>
+      <w:r>
+        <w:t xml:space="preserve">BIC</w:t>
+      </w:r>
+      <w:r>
+        <w:t xml:space="preserve">) in Multilevel Modeling.”</w:t>
+      </w:r>
+      <w:r>
         <w:t xml:space="preserve"> </w:t>
       </w:r>
       <w:r>
         <w:rPr>
           <w:iCs/>
           <w:i/>
-          <w:sz w:val="17"/>
         </w:rPr>
         <w:t xml:space="preserve">Behavior Research Methods</w:t>
       </w:r>
       <w:r>
-        <w:rPr>
-          <w:sz w:val="17"/>
-        </w:rPr>
-        <w:t xml:space="preserve">, 51, 440–450. https://doi.org/10.3758/s13428-018-1188-3</w:t>
+        <w:t xml:space="preserve"> </w:t>
+      </w:r>
+      <w:r>
+        <w:t xml:space="preserve">51: 440–50.</w:t>
+      </w:r>
+      <w:r>
+        <w:t xml:space="preserve"> </w:t>
+      </w:r>
+      <w:hyperlink r:id="rId36">
+        <w:r>
+          <w:rPr>
+            <w:rStyle w:val="Hyperlink"/>
+          </w:rPr>
+          <w:t xml:space="preserve">https://doi.org/10.3758/s13428-018-1188-3</w:t>
+        </w:r>
+      </w:hyperlink>
+      <w:r>
+        <w:t xml:space="preserve">.</w:t>
       </w:r>
     </w:p>
+    <w:bookmarkEnd w:id="37"/>
+    <w:bookmarkStart w:id="38" w:name="ref-lumsdaine2023"/>
     <w:p>
       <w:pPr>
-        <w:pStyle w:val="BodyText"/>
-        <w:spacing w:after="40"/>
-      </w:pPr>
-      <w:r>
-        <w:rPr>
-          <w:sz w:val="17"/>
-        </w:rPr>
-        <w:t xml:space="preserve">Lumsdaine, R. L., Okui, R., &amp; Wang, W. (2023). Estimation of panel group structure models with structural breaks in group memberships and coefficients.</w:t>
-      </w:r>
-      <w:r>
-        <w:rPr>
-          <w:sz w:val="17"/>
-        </w:rPr>
+        <w:pStyle w:val="Bibliography"/>
+      </w:pPr>
+      <w:r>
+        <w:t xml:space="preserve">Lumsdaine, Robin L., Ryo Okui, and Wendun Wang. 2023.</w:t>
+      </w:r>
+      <w:r>
+        <w:t xml:space="preserve"> </w:t>
+      </w:r>
+      <w:r>
+        <w:t xml:space="preserve">“Estimation of Panel Group Structure Models with Structural Breaks in Group Memberships and Coefficients.”</w:t>
+      </w:r>
+      <w:r>
         <w:t xml:space="preserve"> </w:t>
       </w:r>
       <w:r>
         <w:rPr>
           <w:iCs/>
           <w:i/>
-          <w:sz w:val="17"/>
         </w:rPr>
         <w:t xml:space="preserve">Journal of Econometrics</w:t>
       </w:r>
       <w:r>
-        <w:rPr>
-          <w:sz w:val="17"/>
-        </w:rPr>
-        <w:t xml:space="preserve">, 233(1), 45–65.</w:t>
+        <w:t xml:space="preserve"> </w:t>
+      </w:r>
+      <w:r>
+        <w:t xml:space="preserve">233 (1): 45–65.</w:t>
       </w:r>
     </w:p>
+    <w:bookmarkEnd w:id="38"/>
+    <w:bookmarkStart w:id="40" w:name="ref-okui2021"/>
     <w:p>
       <w:pPr>
-        <w:pStyle w:val="BodyText"/>
-        <w:spacing w:after="40"/>
-      </w:pPr>
-      <w:r>
-        <w:rPr>
-          <w:sz w:val="17"/>
-        </w:rPr>
-        <w:t xml:space="preserve">Okui, R., &amp; Wang, W. (2021). Heterogeneous structural breaks in panel data models.</w:t>
-      </w:r>
-      <w:r>
-        <w:rPr>
-          <w:sz w:val="17"/>
-        </w:rPr>
+        <w:pStyle w:val="Bibliography"/>
+      </w:pPr>
+      <w:r>
+        <w:t xml:space="preserve">Okui, Ryo, and Wendun Wang. 2021.</w:t>
+      </w:r>
+      <w:r>
+        <w:t xml:space="preserve"> </w:t>
+      </w:r>
+      <w:r>
+        <w:t xml:space="preserve">“Heterogeneous Structural Breaks in Panel Data Models.”</w:t>
+      </w:r>
+      <w:r>
         <w:t xml:space="preserve"> </w:t>
       </w:r>
       <w:r>
         <w:rPr>
           <w:iCs/>
           <w:i/>
-          <w:sz w:val="17"/>
         </w:rPr>
         <w:t xml:space="preserve">Journal of Econometrics</w:t>
       </w:r>
       <w:r>
-        <w:rPr>
-          <w:sz w:val="17"/>
-        </w:rPr>
-        <w:t xml:space="preserve">, 220(2), 447–473. https://doi.org/10.1016/j.jeconom.2020.04.009</w:t>
+        <w:t xml:space="preserve"> </w:t>
+      </w:r>
+      <w:r>
+        <w:t xml:space="preserve">220 (2): 447–73.</w:t>
+      </w:r>
+      <w:r>
+        <w:t xml:space="preserve"> </w:t>
+      </w:r>
+      <w:hyperlink r:id="rId39">
+        <w:r>
+          <w:rPr>
+            <w:rStyle w:val="Hyperlink"/>
+          </w:rPr>
+          <w:t xml:space="preserve">https://doi.org/10.1016/j.jeconom.2020.04.009</w:t>
+        </w:r>
+      </w:hyperlink>
+      <w:r>
+        <w:t xml:space="preserve">.</w:t>
       </w:r>
     </w:p>
-    <w:bookmarkEnd w:id="22"/>
-    <w:bookmarkEnd w:id="23"/>
-    <w:sectPr>
-      <w:pgMar w:bottom="1008" w:left="1152" w:right="1152" w:top="1008"/>
-    </w:sectPr>
+    <w:bookmarkEnd w:id="40"/>
+    <w:bookmarkEnd w:id="41"/>
+    <w:bookmarkEnd w:id="42"/>
+    <w:sectPr/>
   </w:body>
 </w:document>
 </file>
@@ -1586,8 +5257,8 @@
       </w:pPr>
     </w:lvl>
   </w:abstractNum>
-  <w:abstractNum w:abstractNumId="99411">
-    <w:nsid w:val="A99411"/>
+  <w:abstractNum w:abstractNumId="99201">
+    <w:nsid w:val="A99201"/>
     <w:multiLevelType w:val="multilevel"/>
     <w:lvl w:ilvl="0">
       <w:start w:val="1"/>
@@ -1600,7 +5271,7 @@
     </w:lvl>
     <w:lvl w:ilvl="1">
       <w:start w:val="1"/>
-      <w:numFmt w:val="decimal"/>
+      <w:numFmt w:val="lowerLetter"/>
       <w:lvlText w:val="%2."/>
       <w:lvlJc w:val="left"/>
       <w:pPr>
@@ -1609,7 +5280,7 @@
     </w:lvl>
     <w:lvl w:ilvl="2">
       <w:start w:val="1"/>
-      <w:numFmt w:val="decimal"/>
+      <w:numFmt w:val="lowerRoman"/>
       <w:lvlText w:val="%3."/>
       <w:lvlJc w:val="left"/>
       <w:pPr>
@@ -1627,7 +5298,7 @@
     </w:lvl>
     <w:lvl w:ilvl="4">
       <w:start w:val="1"/>
-      <w:numFmt w:val="decimal"/>
+      <w:numFmt w:val="lowerLetter"/>
       <w:lvlText w:val="%5."/>
       <w:lvlJc w:val="left"/>
       <w:pPr>
@@ -1636,7 +5307,7 @@
     </w:lvl>
     <w:lvl w:ilvl="5">
       <w:start w:val="1"/>
-      <w:numFmt w:val="decimal"/>
+      <w:numFmt w:val="lowerRoman"/>
       <w:lvlText w:val="%6."/>
       <w:lvlJc w:val="left"/>
       <w:pPr>
@@ -1654,7 +5325,7 @@
     </w:lvl>
     <w:lvl w:ilvl="7">
       <w:start w:val="1"/>
-      <w:numFmt w:val="decimal"/>
+      <w:numFmt w:val="lowerLetter"/>
       <w:lvlText w:val="%8."/>
       <w:lvlJc w:val="left"/>
       <w:pPr>
@@ -1663,7 +5334,7 @@
     </w:lvl>
     <w:lvl w:ilvl="8">
       <w:start w:val="1"/>
-      <w:numFmt w:val="decimal"/>
+      <w:numFmt w:val="lowerRoman"/>
       <w:lvlText w:val="%9."/>
       <w:lvlJc w:val="left"/>
       <w:pPr>
@@ -1675,7 +5346,7 @@
     <w:abstractNumId w:val="990"/>
   </w:num>
   <w:num w:numId="1001">
-    <w:abstractNumId w:val="99411"/>
+    <w:abstractNumId w:val="99201"/>
     <w:lvlOverride w:ilvl="0">
       <w:startOverride w:val="1"/>
     </w:lvlOverride>
@@ -1728,48 +5399,29 @@
   <w:style w:default="1" w:styleId="Normal" w:type="paragraph">
     <w:name w:val="Normal"/>
     <w:qFormat/>
-    <w:rPr>
-      <w:rFonts w:ascii="Calibri" w:hAnsi="Calibri"/>
-      <w:sz w:val="20"/>
-    </w:rPr>
   </w:style>
   <w:style w:styleId="BodyText" w:type="paragraph">
     <w:name w:val="Body Text"/>
     <w:basedOn w:val="Normal"/>
     <w:link w:val="BodyTextChar"/>
     <w:pPr>
-      <w:spacing w:after="80" w:before="0"/>
+      <w:spacing w:after="180" w:before="180"/>
     </w:pPr>
     <w:qFormat/>
-    <w:rPr>
-      <w:rFonts w:ascii="Calibri" w:hAnsi="Calibri"/>
-      <w:sz w:val="20"/>
-    </w:rPr>
   </w:style>
   <w:style w:customStyle="1" w:styleId="FirstParagraph" w:type="paragraph">
     <w:name w:val="First Paragraph"/>
     <w:basedOn w:val="BodyText"/>
     <w:next w:val="BodyText"/>
     <w:qFormat/>
-    <w:pPr>
-      <w:spacing w:after="80" w:before="0"/>
-    </w:pPr>
-    <w:rPr>
-      <w:rFonts w:ascii="Calibri" w:hAnsi="Calibri"/>
-      <w:sz w:val="20"/>
-    </w:rPr>
   </w:style>
   <w:style w:customStyle="1" w:styleId="Compact" w:type="paragraph">
     <w:name w:val="Compact"/>
     <w:basedOn w:val="BodyText"/>
     <w:qFormat/>
     <w:pPr>
-      <w:spacing w:after="80" w:before="0"/>
+      <w:spacing w:after="36" w:before="36"/>
     </w:pPr>
-    <w:rPr>
-      <w:rFonts w:ascii="Calibri" w:hAnsi="Calibri"/>
-      <w:sz w:val="20"/>
-    </w:rPr>
   </w:style>
   <w:style w:styleId="Title" w:type="paragraph">
     <w:name w:val="Title"/>
@@ -1783,11 +5435,11 @@
       <w:jc w:val="center"/>
     </w:pPr>
     <w:rPr>
-      <w:rFonts w:ascii="Calibri" w:asciiTheme="majorHAnsi" w:cstheme="majorBidi" w:eastAsiaTheme="majorEastAsia" w:hAnsi="Calibri" w:hAnsiTheme="majorHAnsi"/>
+      <w:rFonts w:asciiTheme="majorHAnsi" w:cstheme="majorBidi" w:eastAsiaTheme="majorEastAsia" w:hAnsiTheme="majorHAnsi"/>
       <w:b/>
       <w:bCs/>
       <w:color w:themeColor="accent1" w:themeShade="B5" w:val="345A8A"/>
-      <w:sz w:val="30"/>
+      <w:sz w:val="36"/>
       <w:szCs w:val="36"/>
     </w:rPr>
   </w:style>
@@ -1803,8 +5455,7 @@
       <w:jc w:val="center"/>
     </w:pPr>
     <w:rPr>
-      <w:rFonts w:ascii="Calibri" w:hAnsi="Calibri"/>
-      <w:sz w:val="22"/>
+      <w:sz w:val="30"/>
       <w:szCs w:val="30"/>
     </w:rPr>
   </w:style>
@@ -1817,10 +5468,6 @@
       <w:keepLines/>
       <w:jc w:val="center"/>
     </w:pPr>
-    <w:rPr>
-      <w:rFonts w:ascii="Calibri" w:hAnsi="Calibri"/>
-      <w:sz w:val="20"/>
-    </w:rPr>
   </w:style>
   <w:style w:styleId="Date" w:type="paragraph">
     <w:name w:val="Date"/>
@@ -1831,10 +5478,6 @@
       <w:keepLines/>
       <w:jc w:val="center"/>
     </w:pPr>
-    <w:rPr>
-      <w:rFonts w:ascii="Calibri" w:hAnsi="Calibri"/>
-      <w:sz w:val="20"/>
-    </w:rPr>
   </w:style>
   <w:style w:customStyle="1" w:styleId="AbstractTitle" w:type="paragraph">
     <w:name w:val="Abstract Title"/>
@@ -1876,10 +5519,7 @@
     <w:next w:val="Bibliography"/>
     <w:qFormat/>
     <w:pPr/>
-    <w:rPr>
-      <w:rFonts w:ascii="Calibri" w:hAnsi="Calibri"/>
-      <w:sz w:val="18"/>
-    </w:rPr>
+    <w:rPr/>
   </w:style>
   <w:style w:styleId="Heading1" w:type="paragraph">
     <w:name w:val="Heading 1"/>
@@ -1890,15 +5530,15 @@
     <w:pPr>
       <w:keepNext/>
       <w:keepLines/>
-      <w:spacing w:after="60" w:before="120"/>
+      <w:spacing w:after="0" w:before="480"/>
       <w:outlineLvl w:val="0"/>
     </w:pPr>
     <w:rPr>
-      <w:rFonts w:ascii="Calibri" w:asciiTheme="majorHAnsi" w:cstheme="majorBidi" w:eastAsiaTheme="majorEastAsia" w:hAnsi="Calibri" w:hAnsiTheme="majorHAnsi"/>
+      <w:rFonts w:asciiTheme="majorHAnsi" w:cstheme="majorBidi" w:eastAsiaTheme="majorEastAsia" w:hAnsiTheme="majorHAnsi"/>
       <w:b/>
       <w:bCs/>
       <w:color w:themeColor="accent1" w:val="4F81BD"/>
-      <w:sz w:val="25"/>
+      <w:sz w:val="32"/>
       <w:szCs w:val="32"/>
     </w:rPr>
   </w:style>
@@ -1912,15 +5552,15 @@
     <w:pPr>
       <w:keepNext/>
       <w:keepLines/>
-      <w:spacing w:after="60" w:before="120"/>
+      <w:spacing w:after="0" w:before="200"/>
       <w:outlineLvl w:val="1"/>
     </w:pPr>
     <w:rPr>
-      <w:rFonts w:ascii="Calibri" w:asciiTheme="majorHAnsi" w:cstheme="majorBidi" w:eastAsiaTheme="majorEastAsia" w:hAnsi="Calibri" w:hAnsiTheme="majorHAnsi"/>
+      <w:rFonts w:asciiTheme="majorHAnsi" w:cstheme="majorBidi" w:eastAsiaTheme="majorEastAsia" w:hAnsiTheme="majorHAnsi"/>
       <w:b/>
       <w:bCs/>
       <w:color w:themeColor="accent1" w:val="4F81BD"/>
-      <w:sz w:val="22"/>
+      <w:sz w:val="28"/>
       <w:szCs w:val="28"/>
     </w:rPr>
   </w:style>
